--- a/Маркетинг РМ Групп/Флагманский сайт/Тексты_Аутстаффинг.docx
+++ b/Маркетинг РМ Групп/Флагманский сайт/Тексты_Аутстаффинг.docx
@@ -299,38 +299,40 @@
             </w14:solidFill>
           </w14:textFill>
         </w:rPr>
-        <w:t xml:space="preserve">URL: </w:t>
-      </w:r>
-      <w:r>
-        <w:rPr>
-          <w:outline w:val="0"/>
-          <w:color w:val="666666"/>
-          <w:sz w:val="20"/>
-          <w:szCs w:val="20"/>
-          <w:u w:color="666666"/>
-          <w:rtl w:val="0"/>
-          <w14:textFill>
-            <w14:solidFill>
-              <w14:srgbClr w14:val="666666"/>
-            </w14:solidFill>
-          </w14:textFill>
-        </w:rPr>
-        <w:t>/uslugi/autstaffing/</w:t>
-      </w:r>
-      <w:r>
-        <w:rPr>
-          <w:outline w:val="0"/>
-          <w:color w:val="666666"/>
-          <w:sz w:val="20"/>
-          <w:szCs w:val="20"/>
-          <w:u w:color="666666"/>
-          <w14:textFill>
-            <w14:solidFill>
-              <w14:srgbClr w14:val="666666"/>
-            </w14:solidFill>
-          </w14:textFill>
-        </w:rPr>
-        <w:br w:type="textWrapping"/>
+        <w:t>URL: /uslugi/autstaffing/</w:t>
+        <w:br/>
+        <w:t>Title: Аутстаффинг персонала — вывод сотрудников за штат | РМ Групп</w:t>
+        <w:br/>
+        <w:t>Description: Вывод персонала за штат: кадры, выплаты, налоги и миграционный учёт — на нас. ТК РФ и ГПХ.</w:t>
+      </w:r>
+      <w:r>
+        <w:rPr>
+          <w:outline w:val="0"/>
+          <w:color w:val="666666"/>
+          <w:sz w:val="20"/>
+          <w:szCs w:val="20"/>
+          <w:u w:color="666666"/>
+          <w:rtl w:val="0"/>
+          <w14:textFill>
+            <w14:solidFill>
+              <w14:srgbClr w14:val="666666"/>
+            </w14:solidFill>
+          </w14:textFill>
+        </w:rPr>
+      </w:r>
+      <w:r>
+        <w:rPr>
+          <w:outline w:val="0"/>
+          <w:color w:val="666666"/>
+          <w:sz w:val="20"/>
+          <w:szCs w:val="20"/>
+          <w:u w:color="666666"/>
+          <w14:textFill>
+            <w14:solidFill>
+              <w14:srgbClr w14:val="666666"/>
+            </w14:solidFill>
+          </w14:textFill>
+        </w:rPr>
       </w:r>
       <w:r>
         <w:rPr>
@@ -349,360 +351,409 @@
             </w14:solidFill>
           </w14:textFill>
         </w:rPr>
-        <w:t xml:space="preserve">Title: </w:t>
-      </w:r>
-      <w:r>
-        <w:rPr>
-          <w:outline w:val="0"/>
-          <w:color w:val="666666"/>
-          <w:sz w:val="20"/>
-          <w:szCs w:val="20"/>
-          <w:u w:color="666666"/>
-          <w:rtl w:val="0"/>
-          <w:lang w:val="ru-RU"/>
-          <w14:textFill>
-            <w14:solidFill>
-              <w14:srgbClr w14:val="666666"/>
-            </w14:solidFill>
-          </w14:textFill>
-        </w:rPr>
-        <w:t xml:space="preserve">Аутстаффинг персонала — вывод сотрудников за штат </w:t>
-      </w:r>
-      <w:r>
-        <w:rPr>
-          <w:outline w:val="0"/>
-          <w:color w:val="666666"/>
-          <w:sz w:val="20"/>
-          <w:szCs w:val="20"/>
-          <w:u w:color="666666"/>
-          <w:rtl w:val="0"/>
-          <w14:textFill>
-            <w14:solidFill>
-              <w14:srgbClr w14:val="666666"/>
-            </w14:solidFill>
-          </w14:textFill>
-        </w:rPr>
-        <w:t xml:space="preserve">| </w:t>
-      </w:r>
-      <w:r>
-        <w:rPr>
-          <w:outline w:val="0"/>
-          <w:color w:val="666666"/>
-          <w:sz w:val="20"/>
-          <w:szCs w:val="20"/>
-          <w:u w:color="666666"/>
-          <w:rtl w:val="0"/>
-          <w:lang w:val="ru-RU"/>
-          <w14:textFill>
-            <w14:solidFill>
-              <w14:srgbClr w14:val="666666"/>
-            </w14:solidFill>
-          </w14:textFill>
-        </w:rPr>
-        <w:t>РМ Групп</w:t>
-        <w:br w:type="textWrapping"/>
-      </w:r>
-      <w:r>
-        <w:rPr>
-          <w:b w:val="1"/>
-          <w:bCs w:val="1"/>
-          <w:outline w:val="0"/>
-          <w:color w:val="666666"/>
-          <w:sz w:val="20"/>
-          <w:szCs w:val="20"/>
-          <w:u w:color="666666"/>
-          <w:rtl w:val="0"/>
-          <w:lang w:val="en-US"/>
-          <w14:textFill>
-            <w14:solidFill>
-              <w14:srgbClr w14:val="666666"/>
-            </w14:solidFill>
-          </w14:textFill>
-        </w:rPr>
-        <w:t xml:space="preserve">Description: </w:t>
-      </w:r>
-      <w:r>
-        <w:rPr>
-          <w:outline w:val="0"/>
-          <w:color w:val="666666"/>
-          <w:sz w:val="20"/>
-          <w:szCs w:val="20"/>
-          <w:u w:color="666666"/>
-          <w:rtl w:val="0"/>
-          <w:lang w:val="ru-RU"/>
-          <w14:textFill>
-            <w14:solidFill>
-              <w14:srgbClr w14:val="666666"/>
-            </w14:solidFill>
-          </w14:textFill>
-        </w:rPr>
-        <w:t>Вывод персонала за штат</w:t>
-      </w:r>
-      <w:r>
-        <w:rPr>
-          <w:outline w:val="0"/>
-          <w:color w:val="666666"/>
-          <w:sz w:val="20"/>
-          <w:szCs w:val="20"/>
-          <w:u w:color="666666"/>
-          <w:rtl w:val="0"/>
-          <w14:textFill>
-            <w14:solidFill>
-              <w14:srgbClr w14:val="666666"/>
-            </w14:solidFill>
-          </w14:textFill>
-        </w:rPr>
-        <w:t xml:space="preserve">: </w:t>
-      </w:r>
-      <w:r>
-        <w:rPr>
-          <w:outline w:val="0"/>
-          <w:color w:val="666666"/>
-          <w:sz w:val="20"/>
-          <w:szCs w:val="20"/>
-          <w:u w:color="666666"/>
-          <w:rtl w:val="0"/>
-          <w:lang w:val="ru-RU"/>
-          <w14:textFill>
-            <w14:solidFill>
-              <w14:srgbClr w14:val="666666"/>
-            </w14:solidFill>
-          </w14:textFill>
-        </w:rPr>
-        <w:t>кадры</w:t>
-      </w:r>
-      <w:r>
-        <w:rPr>
-          <w:outline w:val="0"/>
-          <w:color w:val="666666"/>
-          <w:sz w:val="20"/>
-          <w:szCs w:val="20"/>
-          <w:u w:color="666666"/>
-          <w:rtl w:val="0"/>
-          <w14:textFill>
-            <w14:solidFill>
-              <w14:srgbClr w14:val="666666"/>
-            </w14:solidFill>
-          </w14:textFill>
+      </w:r>
+      <w:r>
+        <w:rPr>
+          <w:outline w:val="0"/>
+          <w:color w:val="666666"/>
+          <w:sz w:val="20"/>
+          <w:szCs w:val="20"/>
+          <w:u w:color="666666"/>
+          <w:rtl w:val="0"/>
+          <w:lang w:val="ru-RU"/>
+          <w14:textFill>
+            <w14:solidFill>
+              <w14:srgbClr w14:val="666666"/>
+            </w14:solidFill>
+          </w14:textFill>
+        </w:rPr>
+      </w:r>
+      <w:r>
+        <w:rPr>
+          <w:outline w:val="0"/>
+          <w:color w:val="666666"/>
+          <w:sz w:val="20"/>
+          <w:szCs w:val="20"/>
+          <w:u w:color="666666"/>
+          <w:rtl w:val="0"/>
+          <w14:textFill>
+            <w14:solidFill>
+              <w14:srgbClr w14:val="666666"/>
+            </w14:solidFill>
+          </w14:textFill>
+        </w:rPr>
+      </w:r>
+      <w:r>
+        <w:rPr>
+          <w:outline w:val="0"/>
+          <w:color w:val="666666"/>
+          <w:sz w:val="20"/>
+          <w:szCs w:val="20"/>
+          <w:u w:color="666666"/>
+          <w:rtl w:val="0"/>
+          <w:lang w:val="ru-RU"/>
+          <w14:textFill>
+            <w14:solidFill>
+              <w14:srgbClr w14:val="666666"/>
+            </w14:solidFill>
+          </w14:textFill>
+        </w:rPr>
+      </w:r>
+      <w:r>
+        <w:rPr>
+          <w:b w:val="1"/>
+          <w:bCs w:val="1"/>
+          <w:outline w:val="0"/>
+          <w:color w:val="666666"/>
+          <w:sz w:val="20"/>
+          <w:szCs w:val="20"/>
+          <w:u w:color="666666"/>
+          <w:rtl w:val="0"/>
+          <w:lang w:val="en-US"/>
+          <w14:textFill>
+            <w14:solidFill>
+              <w14:srgbClr w14:val="666666"/>
+            </w14:solidFill>
+          </w14:textFill>
+        </w:rPr>
+      </w:r>
+      <w:r>
+        <w:rPr>
+          <w:outline w:val="0"/>
+          <w:color w:val="666666"/>
+          <w:sz w:val="20"/>
+          <w:szCs w:val="20"/>
+          <w:u w:color="666666"/>
+          <w:rtl w:val="0"/>
+          <w:lang w:val="ru-RU"/>
+          <w14:textFill>
+            <w14:solidFill>
+              <w14:srgbClr w14:val="666666"/>
+            </w14:solidFill>
+          </w14:textFill>
+        </w:rPr>
+      </w:r>
+      <w:r>
+        <w:rPr>
+          <w:outline w:val="0"/>
+          <w:color w:val="666666"/>
+          <w:sz w:val="20"/>
+          <w:szCs w:val="20"/>
+          <w:u w:color="666666"/>
+          <w:rtl w:val="0"/>
+          <w14:textFill>
+            <w14:solidFill>
+              <w14:srgbClr w14:val="666666"/>
+            </w14:solidFill>
+          </w14:textFill>
+        </w:rPr>
+      </w:r>
+      <w:r>
+        <w:rPr>
+          <w:outline w:val="0"/>
+          <w:color w:val="666666"/>
+          <w:sz w:val="20"/>
+          <w:szCs w:val="20"/>
+          <w:u w:color="666666"/>
+          <w:rtl w:val="0"/>
+          <w:lang w:val="ru-RU"/>
+          <w14:textFill>
+            <w14:solidFill>
+              <w14:srgbClr w14:val="666666"/>
+            </w14:solidFill>
+          </w14:textFill>
+        </w:rPr>
+      </w:r>
+      <w:r>
+        <w:rPr>
+          <w:outline w:val="0"/>
+          <w:color w:val="666666"/>
+          <w:sz w:val="20"/>
+          <w:szCs w:val="20"/>
+          <w:u w:color="666666"/>
+          <w:rtl w:val="0"/>
+          <w14:textFill>
+            <w14:solidFill>
+              <w14:srgbClr w14:val="666666"/>
+            </w14:solidFill>
+          </w14:textFill>
+        </w:rPr>
+      </w:r>
+      <w:r>
+        <w:rPr>
+          <w:outline w:val="0"/>
+          <w:color w:val="666666"/>
+          <w:sz w:val="20"/>
+          <w:szCs w:val="20"/>
+          <w:u w:color="666666"/>
+          <w:rtl w:val="0"/>
+          <w:lang w:val="ru-RU"/>
+          <w14:textFill>
+            <w14:solidFill>
+              <w14:srgbClr w14:val="666666"/>
+            </w14:solidFill>
+          </w14:textFill>
+        </w:rPr>
+      </w:r>
+      <w:r>
+        <w:rPr>
+          <w:outline w:val="0"/>
+          <w:color w:val="666666"/>
+          <w:sz w:val="20"/>
+          <w:szCs w:val="20"/>
+          <w:u w:color="666666"/>
+          <w:rtl w:val="0"/>
+          <w14:textFill>
+            <w14:solidFill>
+              <w14:srgbClr w14:val="666666"/>
+            </w14:solidFill>
+          </w14:textFill>
+        </w:rPr>
+      </w:r>
+      <w:r>
+        <w:rPr>
+          <w:outline w:val="0"/>
+          <w:color w:val="666666"/>
+          <w:sz w:val="20"/>
+          <w:szCs w:val="20"/>
+          <w:u w:color="666666"/>
+          <w:rtl w:val="0"/>
+          <w:lang w:val="ru-RU"/>
+          <w14:textFill>
+            <w14:solidFill>
+              <w14:srgbClr w14:val="666666"/>
+            </w14:solidFill>
+          </w14:textFill>
+        </w:rPr>
+      </w:r>
+      <w:r>
+        <w:rPr>
+          <w:outline w:val="0"/>
+          <w:color w:val="666666"/>
+          <w:sz w:val="20"/>
+          <w:szCs w:val="20"/>
+          <w:u w:color="666666"/>
+          <w:rtl w:val="0"/>
+          <w14:textFill>
+            <w14:solidFill>
+              <w14:srgbClr w14:val="666666"/>
+            </w14:solidFill>
+          </w14:textFill>
+        </w:rPr>
+      </w:r>
+      <w:r>
+        <w:rPr>
+          <w:outline w:val="0"/>
+          <w:color w:val="666666"/>
+          <w:sz w:val="20"/>
+          <w:szCs w:val="20"/>
+          <w:u w:color="666666"/>
+          <w:rtl w:val="0"/>
+          <w14:textFill>
+            <w14:solidFill>
+              <w14:srgbClr w14:val="666666"/>
+            </w14:solidFill>
+          </w14:textFill>
+        </w:rPr>
+      </w:r>
+      <w:r>
+        <w:rPr>
+          <w:outline w:val="0"/>
+          <w:color w:val="666666"/>
+          <w:sz w:val="20"/>
+          <w:szCs w:val="20"/>
+          <w:u w:color="666666"/>
+          <w:rtl w:val="0"/>
+          <w14:textFill>
+            <w14:solidFill>
+              <w14:srgbClr w14:val="666666"/>
+            </w14:solidFill>
+          </w14:textFill>
+        </w:rPr>
+      </w:r>
+      <w:r>
+        <w:rPr>
+          <w:outline w:val="0"/>
+          <w:color w:val="666666"/>
+          <w:sz w:val="20"/>
+          <w:szCs w:val="20"/>
+          <w:u w:color="666666"/>
+          <w:rtl w:val="0"/>
+          <w:lang w:val="ru-RU"/>
+          <w14:textFill>
+            <w14:solidFill>
+              <w14:srgbClr w14:val="666666"/>
+            </w14:solidFill>
+          </w14:textFill>
+        </w:rPr>
+      </w:r>
+      <w:r>
+        <w:rPr>
+          <w:outline w:val="0"/>
+          <w:color w:val="666666"/>
+          <w:sz w:val="20"/>
+          <w:szCs w:val="20"/>
+          <w:u w:color="666666"/>
+          <w:rtl w:val="0"/>
+          <w14:textFill>
+            <w14:solidFill>
+              <w14:srgbClr w14:val="666666"/>
+            </w14:solidFill>
+          </w14:textFill>
+        </w:rPr>
+      </w:r>
+      <w:r>
+        <w:rPr>
+          <w:outline w:val="0"/>
+          <w:color w:val="666666"/>
+          <w:sz w:val="20"/>
+          <w:szCs w:val="20"/>
+          <w:u w:color="666666"/>
+          <w:rtl w:val="0"/>
+          <w14:textFill>
+            <w14:solidFill>
+              <w14:srgbClr w14:val="666666"/>
+            </w14:solidFill>
+          </w14:textFill>
+        </w:rPr>
+      </w:r>
+      <w:r>
+        <w:rPr>
+          <w:outline w:val="0"/>
+          <w:color w:val="666666"/>
+          <w:sz w:val="20"/>
+          <w:szCs w:val="20"/>
+          <w:u w:color="666666"/>
+          <w:rtl w:val="0"/>
+          <w14:textFill>
+            <w14:solidFill>
+              <w14:srgbClr w14:val="666666"/>
+            </w14:solidFill>
+          </w14:textFill>
+        </w:rPr>
+      </w:r>
+      <w:r>
+        <w:rPr>
+          <w:outline w:val="0"/>
+          <w:color w:val="666666"/>
+          <w:sz w:val="20"/>
+          <w:szCs w:val="20"/>
+          <w:u w:color="666666"/>
+          <w14:textFill>
+            <w14:solidFill>
+              <w14:srgbClr w14:val="666666"/>
+            </w14:solidFill>
+          </w14:textFill>
+        </w:rPr>
+      </w:r>
+    </w:p>
+    <w:p>
+      <w:pPr>
+        <w:pStyle w:val="Рубрика 2"/>
+      </w:pPr>
+      <w:r>
+        <w:rPr>
+          <w:rtl w:val="0"/>
+          <w:lang w:val="nl-NL"/>
+        </w:rPr>
+        <w:t xml:space="preserve">H1: </w:t>
+      </w:r>
+      <w:r>
+        <w:rPr>
+          <w:rtl w:val="0"/>
+          <w:lang w:val="ru-RU"/>
+        </w:rPr>
+        <w:t>Аутстаффинг — вывод персонала за штат</w:t>
+      </w:r>
+    </w:p>
+    <w:p>
+      <w:pPr>
+        <w:pStyle w:val="Рубрика 2"/>
+      </w:pPr>
+      <w:r>
+        <w:rPr>
+          <w:rtl w:val="0"/>
+          <w:lang w:val="ru-RU"/>
+        </w:rPr>
+        <w:t xml:space="preserve">Баннер </w:t>
+      </w:r>
+      <w:r>
+        <w:rPr>
+          <w:rtl w:val="0"/>
+          <w:lang w:val="it-IT"/>
+        </w:rPr>
+        <w:t>(hero)</w:t>
+      </w:r>
+    </w:p>
+    <w:p>
+      <w:pPr>
+        <w:pStyle w:val="Основной текст"/>
+      </w:pPr>
+      <w:r>
+        <w:rPr>
+          <w:rtl w:val="0"/>
+        </w:rPr>
+        <w:t xml:space="preserve">Подзаголовок под </w:t>
+      </w:r>
+      <w:r>
+        <w:rPr>
+          <w:rtl w:val="0"/>
+          <w:lang w:val="nl-NL"/>
+        </w:rPr>
+        <w:t xml:space="preserve">H1: </w:t>
+      </w:r>
+      <w:r>
+        <w:rPr>
+          <w:rtl w:val="0"/>
+          <w:lang w:val="en-US"/>
+        </w:rPr>
+        <w:t>Ваша команда — в нашем штате</w:t>
+      </w:r>
+      <w:r>
+        <w:rPr>
+          <w:rtl w:val="0"/>
+        </w:rPr>
+        <w:t xml:space="preserve">. </w:t>
+      </w:r>
+      <w:r>
+        <w:rPr>
+          <w:rtl w:val="0"/>
+          <w:lang w:val="ru-RU"/>
+        </w:rPr>
+        <w:t>Вы управляете работой</w:t>
+      </w:r>
+      <w:r>
+        <w:rPr>
+          <w:rtl w:val="0"/>
         </w:rPr>
         <w:t xml:space="preserve">, </w:t>
       </w:r>
       <w:r>
         <w:rPr>
-          <w:outline w:val="0"/>
-          <w:color w:val="666666"/>
-          <w:sz w:val="20"/>
-          <w:szCs w:val="20"/>
-          <w:u w:color="666666"/>
-          <w:rtl w:val="0"/>
-          <w:lang w:val="ru-RU"/>
-          <w14:textFill>
-            <w14:solidFill>
-              <w14:srgbClr w14:val="666666"/>
-            </w14:solidFill>
-          </w14:textFill>
-        </w:rPr>
-        <w:t>выплаты</w:t>
-      </w:r>
-      <w:r>
-        <w:rPr>
-          <w:outline w:val="0"/>
-          <w:color w:val="666666"/>
-          <w:sz w:val="20"/>
-          <w:szCs w:val="20"/>
-          <w:u w:color="666666"/>
-          <w:rtl w:val="0"/>
-          <w14:textFill>
-            <w14:solidFill>
-              <w14:srgbClr w14:val="666666"/>
-            </w14:solidFill>
-          </w14:textFill>
+          <w:rtl w:val="0"/>
+          <w:lang w:val="ru-RU"/>
+        </w:rPr>
+        <w:t>мы — кадрами</w:t>
+      </w:r>
+      <w:r>
+        <w:rPr>
+          <w:rtl w:val="0"/>
         </w:rPr>
         <w:t xml:space="preserve">, </w:t>
       </w:r>
       <w:r>
         <w:rPr>
-          <w:outline w:val="0"/>
-          <w:color w:val="666666"/>
-          <w:sz w:val="20"/>
-          <w:szCs w:val="20"/>
-          <w:u w:color="666666"/>
-          <w:rtl w:val="0"/>
-          <w:lang w:val="ru-RU"/>
-          <w14:textFill>
-            <w14:solidFill>
-              <w14:srgbClr w14:val="666666"/>
-            </w14:solidFill>
-          </w14:textFill>
-        </w:rPr>
-        <w:t>налоги и миграционный учёт — на нас</w:t>
-      </w:r>
-      <w:r>
-        <w:rPr>
-          <w:outline w:val="0"/>
-          <w:color w:val="666666"/>
-          <w:sz w:val="20"/>
-          <w:szCs w:val="20"/>
-          <w:u w:color="666666"/>
-          <w:rtl w:val="0"/>
-          <w14:textFill>
-            <w14:solidFill>
-              <w14:srgbClr w14:val="666666"/>
-            </w14:solidFill>
-          </w14:textFill>
-        </w:rPr>
-        <w:t xml:space="preserve">. </w:t>
-      </w:r>
-      <w:r>
-        <w:rPr>
-          <w:outline w:val="0"/>
-          <w:color w:val="666666"/>
-          <w:sz w:val="20"/>
-          <w:szCs w:val="20"/>
-          <w:u w:color="666666"/>
-          <w:rtl w:val="0"/>
-          <w14:textFill>
-            <w14:solidFill>
-              <w14:srgbClr w14:val="666666"/>
-            </w14:solidFill>
-          </w14:textFill>
-        </w:rPr>
-        <w:t>ТК РФ и ГПХ</w:t>
-      </w:r>
-      <w:r>
-        <w:rPr>
-          <w:outline w:val="0"/>
-          <w:color w:val="666666"/>
-          <w:sz w:val="20"/>
-          <w:szCs w:val="20"/>
-          <w:u w:color="666666"/>
-          <w:rtl w:val="0"/>
-          <w14:textFill>
-            <w14:solidFill>
-              <w14:srgbClr w14:val="666666"/>
-            </w14:solidFill>
-          </w14:textFill>
-        </w:rPr>
-        <w:t xml:space="preserve">. </w:t>
-      </w:r>
-      <w:r>
-        <w:rPr>
-          <w:outline w:val="0"/>
-          <w:color w:val="666666"/>
-          <w:sz w:val="20"/>
-          <w:szCs w:val="20"/>
-          <w:u w:color="666666"/>
-          <w:rtl w:val="0"/>
-          <w:lang w:val="ru-RU"/>
-          <w14:textFill>
-            <w14:solidFill>
-              <w14:srgbClr w14:val="666666"/>
-            </w14:solidFill>
-          </w14:textFill>
-        </w:rPr>
-        <w:t xml:space="preserve">Расчёт за </w:t>
-      </w:r>
-      <w:r>
-        <w:rPr>
-          <w:outline w:val="0"/>
-          <w:color w:val="666666"/>
-          <w:sz w:val="20"/>
-          <w:szCs w:val="20"/>
-          <w:u w:color="666666"/>
-          <w:rtl w:val="0"/>
-          <w14:textFill>
-            <w14:solidFill>
-              <w14:srgbClr w14:val="666666"/>
-            </w14:solidFill>
-          </w14:textFill>
-        </w:rPr>
-        <w:t xml:space="preserve">4 </w:t>
-      </w:r>
-      <w:r>
-        <w:rPr>
-          <w:outline w:val="0"/>
-          <w:color w:val="666666"/>
-          <w:sz w:val="20"/>
-          <w:szCs w:val="20"/>
-          <w:u w:color="666666"/>
-          <w:rtl w:val="0"/>
-          <w14:textFill>
-            <w14:solidFill>
-              <w14:srgbClr w14:val="666666"/>
-            </w14:solidFill>
-          </w14:textFill>
-        </w:rPr>
-        <w:t>часа</w:t>
-      </w:r>
-      <w:r>
-        <w:rPr>
-          <w:outline w:val="0"/>
-          <w:color w:val="666666"/>
-          <w:sz w:val="20"/>
-          <w:szCs w:val="20"/>
-          <w:u w:color="666666"/>
-          <w:rtl w:val="0"/>
-          <w14:textFill>
-            <w14:solidFill>
-              <w14:srgbClr w14:val="666666"/>
-            </w14:solidFill>
-          </w14:textFill>
+          <w:rtl w:val="0"/>
+          <w:lang w:val="ru-RU"/>
+        </w:rPr>
+        <w:t>выплатами и налогами</w:t>
+      </w:r>
+      <w:r>
+        <w:rPr>
+          <w:rtl w:val="0"/>
         </w:rPr>
         <w:t>.</w:t>
       </w:r>
-      <w:r>
-        <w:rPr>
-          <w:outline w:val="0"/>
-          <w:color w:val="666666"/>
-          <w:sz w:val="20"/>
-          <w:szCs w:val="20"/>
-          <w:u w:color="666666"/>
-          <w14:textFill>
-            <w14:solidFill>
-              <w14:srgbClr w14:val="666666"/>
-            </w14:solidFill>
-          </w14:textFill>
-        </w:rPr>
-        <w:br w:type="textWrapping"/>
-      </w:r>
-    </w:p>
-    <w:p>
-      <w:pPr>
-        <w:pStyle w:val="Рубрика 2"/>
-      </w:pPr>
-      <w:r>
-        <w:rPr>
-          <w:rtl w:val="0"/>
-          <w:lang w:val="nl-NL"/>
-        </w:rPr>
-        <w:t xml:space="preserve">H1: </w:t>
-      </w:r>
-      <w:r>
-        <w:rPr>
-          <w:rtl w:val="0"/>
-          <w:lang w:val="ru-RU"/>
-        </w:rPr>
-        <w:t>Аутстаффинг — вывод персонала за штат</w:t>
-      </w:r>
-    </w:p>
-    <w:p>
-      <w:pPr>
-        <w:pStyle w:val="Рубрика 2"/>
-      </w:pPr>
-      <w:r>
-        <w:rPr>
-          <w:rtl w:val="0"/>
-          <w:lang w:val="ru-RU"/>
-        </w:rPr>
-        <w:t xml:space="preserve">Баннер </w:t>
-      </w:r>
-      <w:r>
-        <w:rPr>
-          <w:rtl w:val="0"/>
-          <w:lang w:val="it-IT"/>
-        </w:rPr>
-        <w:t>(hero)</w:t>
-      </w:r>
     </w:p>
     <w:p>
       <w:pPr>
@@ -710,174 +761,93 @@
       </w:pPr>
       <w:r>
         <w:rPr>
-          <w:rtl w:val="0"/>
-        </w:rPr>
-        <w:t xml:space="preserve">Подзаголовок под </w:t>
-      </w:r>
-      <w:r>
-        <w:rPr>
-          <w:rtl w:val="0"/>
-          <w:lang w:val="nl-NL"/>
-        </w:rPr>
-        <w:t xml:space="preserve">H1: </w:t>
-      </w:r>
-      <w:r>
-        <w:rPr>
-          <w:rtl w:val="0"/>
-          <w:lang w:val="en-US"/>
-        </w:rPr>
-        <w:t>Ваша команда — в нашем штате</w:t>
-      </w:r>
-      <w:r>
-        <w:rPr>
-          <w:rtl w:val="0"/>
-        </w:rPr>
-        <w:t xml:space="preserve">. </w:t>
-      </w:r>
-      <w:r>
-        <w:rPr>
-          <w:rtl w:val="0"/>
-          <w:lang w:val="ru-RU"/>
-        </w:rPr>
-        <w:t>Вы управляете работой</w:t>
-      </w:r>
-      <w:r>
-        <w:rPr>
-          <w:rtl w:val="0"/>
-        </w:rPr>
-        <w:t xml:space="preserve">, </w:t>
-      </w:r>
-      <w:r>
-        <w:rPr>
-          <w:rtl w:val="0"/>
-          <w:lang w:val="ru-RU"/>
-        </w:rPr>
-        <w:t>мы — кадрами</w:t>
-      </w:r>
-      <w:r>
-        <w:rPr>
-          <w:rtl w:val="0"/>
-        </w:rPr>
-        <w:t xml:space="preserve">, </w:t>
-      </w:r>
-      <w:r>
-        <w:rPr>
-          <w:rtl w:val="0"/>
-          <w:lang w:val="ru-RU"/>
-        </w:rPr>
-        <w:t>выплатами и налогами</w:t>
-      </w:r>
-      <w:r>
-        <w:rPr>
-          <w:rtl w:val="0"/>
-        </w:rPr>
-        <w:t>.</w:t>
-      </w:r>
-    </w:p>
-    <w:p>
-      <w:pPr>
-        <w:pStyle w:val="Основной текст"/>
-      </w:pPr>
-      <w:r>
-        <w:rPr>
-          <w:b w:val="1"/>
-          <w:bCs w:val="1"/>
-          <w:rtl w:val="0"/>
-        </w:rPr>
-        <w:t>Кнопки на баннере</w:t>
-      </w:r>
-      <w:r>
-        <w:rPr>
-          <w:b w:val="1"/>
-          <w:bCs w:val="1"/>
-          <w:rtl w:val="0"/>
-        </w:rPr>
-        <w:t xml:space="preserve">: </w:t>
-      </w:r>
-      <w:r>
-        <w:rPr>
-          <w:b w:val="1"/>
-          <w:bCs w:val="1"/>
-          <w:rtl w:val="0"/>
-          <w:lang w:val="ru-RU"/>
-        </w:rPr>
-        <w:t xml:space="preserve">«Получить расчёт за </w:t>
-      </w:r>
-      <w:r>
-        <w:rPr>
-          <w:b w:val="1"/>
-          <w:bCs w:val="1"/>
-          <w:rtl w:val="0"/>
-        </w:rPr>
-        <w:t xml:space="preserve">4 </w:t>
-      </w:r>
-      <w:r>
-        <w:rPr>
-          <w:b w:val="1"/>
-          <w:bCs w:val="1"/>
-          <w:rtl w:val="0"/>
-          <w:lang w:val="ru-RU"/>
-        </w:rPr>
-        <w:t xml:space="preserve">часа» </w:t>
-      </w:r>
-      <w:r>
-        <w:rPr>
-          <w:b w:val="1"/>
-          <w:bCs w:val="1"/>
-          <w:rtl w:val="0"/>
-        </w:rPr>
-        <w:t>(</w:t>
-      </w:r>
-      <w:r>
-        <w:rPr>
-          <w:b w:val="1"/>
-          <w:bCs w:val="1"/>
-          <w:rtl w:val="0"/>
-          <w:lang w:val="ru-RU"/>
-        </w:rPr>
-        <w:t>основная</w:t>
-      </w:r>
-      <w:r>
-        <w:rPr>
-          <w:b w:val="1"/>
-          <w:bCs w:val="1"/>
-          <w:rtl w:val="0"/>
-        </w:rPr>
-        <w:t xml:space="preserve">) / </w:t>
-      </w:r>
-      <w:r>
-        <w:rPr>
-          <w:b w:val="1"/>
-          <w:bCs w:val="1"/>
-          <w:rtl w:val="0"/>
-          <w:lang w:val="ru-RU"/>
-        </w:rPr>
-        <w:t xml:space="preserve">«Оставить заявку» </w:t>
-      </w:r>
-      <w:r>
-        <w:rPr>
-          <w:b w:val="1"/>
-          <w:bCs w:val="1"/>
-          <w:rtl w:val="0"/>
-        </w:rPr>
-        <w:t>(</w:t>
-      </w:r>
-      <w:r>
-        <w:rPr>
-          <w:b w:val="1"/>
-          <w:bCs w:val="1"/>
-          <w:rtl w:val="0"/>
-          <w:lang w:val="ru-RU"/>
-        </w:rPr>
-        <w:t>вторичная</w:t>
-      </w:r>
-      <w:r>
-        <w:rPr>
-          <w:b w:val="1"/>
-          <w:bCs w:val="1"/>
-          <w:rtl w:val="0"/>
-        </w:rPr>
-        <w:t>)</w:t>
+          <w:b w:val="1"/>
+          <w:bCs w:val="1"/>
+          <w:rtl w:val="0"/>
+        </w:rPr>
+        <w:t>Кнопки на баннере: «Получить расчёт» (основная) / «Оставить заявку» (вторичная)</w:t>
+      </w:r>
+      <w:r>
+        <w:rPr>
+          <w:b w:val="1"/>
+          <w:bCs w:val="1"/>
+          <w:rtl w:val="0"/>
+        </w:rPr>
+      </w:r>
+      <w:r>
+        <w:rPr>
+          <w:b w:val="1"/>
+          <w:bCs w:val="1"/>
+          <w:rtl w:val="0"/>
+          <w:lang w:val="ru-RU"/>
+        </w:rPr>
+      </w:r>
+      <w:r>
+        <w:rPr>
+          <w:b w:val="1"/>
+          <w:bCs w:val="1"/>
+          <w:rtl w:val="0"/>
+        </w:rPr>
+      </w:r>
+      <w:r>
+        <w:rPr>
+          <w:b w:val="1"/>
+          <w:bCs w:val="1"/>
+          <w:rtl w:val="0"/>
+          <w:lang w:val="ru-RU"/>
+        </w:rPr>
+      </w:r>
+      <w:r>
+        <w:rPr>
+          <w:b w:val="1"/>
+          <w:bCs w:val="1"/>
+          <w:rtl w:val="0"/>
+        </w:rPr>
+      </w:r>
+      <w:r>
+        <w:rPr>
+          <w:b w:val="1"/>
+          <w:bCs w:val="1"/>
+          <w:rtl w:val="0"/>
+          <w:lang w:val="ru-RU"/>
+        </w:rPr>
+      </w:r>
+      <w:r>
+        <w:rPr>
+          <w:b w:val="1"/>
+          <w:bCs w:val="1"/>
+          <w:rtl w:val="0"/>
+        </w:rPr>
+      </w:r>
+      <w:r>
+        <w:rPr>
+          <w:b w:val="1"/>
+          <w:bCs w:val="1"/>
+          <w:rtl w:val="0"/>
+          <w:lang w:val="ru-RU"/>
+        </w:rPr>
+      </w:r>
+      <w:r>
+        <w:rPr>
+          <w:b w:val="1"/>
+          <w:bCs w:val="1"/>
+          <w:rtl w:val="0"/>
+        </w:rPr>
+      </w:r>
+      <w:r>
+        <w:rPr>
+          <w:b w:val="1"/>
+          <w:bCs w:val="1"/>
+          <w:rtl w:val="0"/>
+          <w:lang w:val="ru-RU"/>
+        </w:rPr>
+      </w:r>
+      <w:r>
+        <w:rPr>
+          <w:b w:val="1"/>
+          <w:bCs w:val="1"/>
+          <w:rtl w:val="0"/>
+        </w:rPr>
       </w:r>
     </w:p>
     <w:p>
@@ -1266,66 +1236,59 @@
           <w:bCs w:val="1"/>
           <w:rtl w:val="0"/>
         </w:rPr>
-        <w:t>CTA-</w:t>
-      </w:r>
-      <w:r>
-        <w:rPr>
-          <w:b w:val="1"/>
-          <w:bCs w:val="1"/>
-          <w:rtl w:val="0"/>
-        </w:rPr>
-        <w:t>полоса после блока</w:t>
-      </w:r>
-      <w:r>
-        <w:rPr>
-          <w:b w:val="1"/>
-          <w:bCs w:val="1"/>
-          <w:rtl w:val="0"/>
-        </w:rPr>
-        <w:t xml:space="preserve">: </w:t>
-      </w:r>
-      <w:r>
-        <w:rPr>
-          <w:b w:val="1"/>
-          <w:bCs w:val="1"/>
-          <w:rtl w:val="0"/>
-          <w:lang w:val="ru-RU"/>
-        </w:rPr>
-        <w:t xml:space="preserve">«Расскажите о задаче — предложим модель оформления и расчёт» </w:t>
-      </w:r>
-      <w:r>
-        <w:rPr>
-          <w:b w:val="1"/>
-          <w:bCs w:val="1"/>
-          <w:rtl w:val="0"/>
-        </w:rPr>
-        <w:t xml:space="preserve">+ </w:t>
-      </w:r>
-      <w:r>
-        <w:rPr>
-          <w:b w:val="1"/>
-          <w:bCs w:val="1"/>
-          <w:rtl w:val="0"/>
-          <w:lang w:val="ru-RU"/>
-        </w:rPr>
-        <w:t xml:space="preserve">кнопка «Получить расчёт за </w:t>
-      </w:r>
-      <w:r>
-        <w:rPr>
-          <w:b w:val="1"/>
-          <w:bCs w:val="1"/>
-          <w:rtl w:val="0"/>
-        </w:rPr>
-        <w:t xml:space="preserve">4 </w:t>
-      </w:r>
-      <w:r>
-        <w:rPr>
-          <w:b w:val="1"/>
-          <w:bCs w:val="1"/>
-          <w:rtl w:val="0"/>
-          <w:lang w:val="ru-RU"/>
-        </w:rPr>
-        <w:t>часа»</w:t>
+        <w:t>CTA-полоса после блока: «Расскажите о задаче — предложим модель оформления и расчёт» + кнопка «Получить расчёт»</w:t>
+      </w:r>
+      <w:r>
+        <w:rPr>
+          <w:b w:val="1"/>
+          <w:bCs w:val="1"/>
+          <w:rtl w:val="0"/>
+        </w:rPr>
+      </w:r>
+      <w:r>
+        <w:rPr>
+          <w:b w:val="1"/>
+          <w:bCs w:val="1"/>
+          <w:rtl w:val="0"/>
+        </w:rPr>
+      </w:r>
+      <w:r>
+        <w:rPr>
+          <w:b w:val="1"/>
+          <w:bCs w:val="1"/>
+          <w:rtl w:val="0"/>
+          <w:lang w:val="ru-RU"/>
+        </w:rPr>
+      </w:r>
+      <w:r>
+        <w:rPr>
+          <w:b w:val="1"/>
+          <w:bCs w:val="1"/>
+          <w:rtl w:val="0"/>
+        </w:rPr>
+      </w:r>
+      <w:r>
+        <w:rPr>
+          <w:b w:val="1"/>
+          <w:bCs w:val="1"/>
+          <w:rtl w:val="0"/>
+          <w:lang w:val="ru-RU"/>
+        </w:rPr>
+      </w:r>
+      <w:r>
+        <w:rPr>
+          <w:b w:val="1"/>
+          <w:bCs w:val="1"/>
+          <w:rtl w:val="0"/>
+        </w:rPr>
+      </w:r>
+      <w:r>
+        <w:rPr>
+          <w:b w:val="1"/>
+          <w:bCs w:val="1"/>
+          <w:rtl w:val="0"/>
+          <w:lang w:val="ru-RU"/>
+        </w:rPr>
       </w:r>
     </w:p>
     <w:p>
@@ -3046,25 +3009,22 @@
           <w:rtl w:val="0"/>
           <w:lang w:val="ru-RU"/>
         </w:rPr>
-        <w:t xml:space="preserve">Оставьте заявку — рассчитаем стоимость и предложим модель под вашу задачу в течение </w:t>
-      </w:r>
-      <w:r>
-        <w:rPr>
-          <w:rtl w:val="0"/>
-        </w:rPr>
-        <w:t xml:space="preserve">4 </w:t>
-      </w:r>
-      <w:r>
-        <w:rPr>
-          <w:rtl w:val="0"/>
-        </w:rPr>
-        <w:t>часов</w:t>
-      </w:r>
-      <w:r>
-        <w:rPr>
-          <w:rtl w:val="0"/>
-        </w:rPr>
-        <w:t>.</w:t>
+        <w:t>Оставьте заявку — рассчитаем стоимость и предложим модель под вашу задачу.</w:t>
+      </w:r>
+      <w:r>
+        <w:rPr>
+          <w:rtl w:val="0"/>
+        </w:rPr>
+      </w:r>
+      <w:r>
+        <w:rPr>
+          <w:rtl w:val="0"/>
+        </w:rPr>
+      </w:r>
+      <w:r>
+        <w:rPr>
+          <w:rtl w:val="0"/>
+        </w:rPr>
       </w:r>
     </w:p>
     <w:p>
@@ -3353,39 +3313,41 @@
             </w14:solidFill>
           </w14:textFill>
         </w:rPr>
-        <w:t xml:space="preserve">URL: </w:t>
-      </w:r>
-      <w:r>
-        <w:rPr>
-          <w:outline w:val="0"/>
-          <w:color w:val="666666"/>
-          <w:sz w:val="20"/>
-          <w:szCs w:val="20"/>
-          <w:u w:color="666666"/>
-          <w:rtl w:val="0"/>
-          <w:lang w:val="en-US"/>
-          <w14:textFill>
-            <w14:solidFill>
-              <w14:srgbClr w14:val="666666"/>
-            </w14:solidFill>
-          </w14:textFill>
-        </w:rPr>
-        <w:t>/uslugi/autstaffing/vyvod-za-shtat/</w:t>
-      </w:r>
-      <w:r>
-        <w:rPr>
-          <w:outline w:val="0"/>
-          <w:color w:val="666666"/>
-          <w:sz w:val="20"/>
-          <w:szCs w:val="20"/>
-          <w:u w:color="666666"/>
-          <w14:textFill>
-            <w14:solidFill>
-              <w14:srgbClr w14:val="666666"/>
-            </w14:solidFill>
-          </w14:textFill>
-        </w:rPr>
-        <w:br w:type="textWrapping"/>
+        <w:t>URL: /uslugi/autstaffing/vyvod-za-shtat/</w:t>
+        <w:br/>
+        <w:t>Title: Вывод сотрудников за штат — аутстаффинг | РМ Групп</w:t>
+        <w:br/>
+        <w:t>Description: Переводим ваших сотрудников в штат РМ Групп: кадры, выплаты, налоги — на нас, управление — у вас.</w:t>
+      </w:r>
+      <w:r>
+        <w:rPr>
+          <w:outline w:val="0"/>
+          <w:color w:val="666666"/>
+          <w:sz w:val="20"/>
+          <w:szCs w:val="20"/>
+          <w:u w:color="666666"/>
+          <w:rtl w:val="0"/>
+          <w:lang w:val="en-US"/>
+          <w14:textFill>
+            <w14:solidFill>
+              <w14:srgbClr w14:val="666666"/>
+            </w14:solidFill>
+          </w14:textFill>
+        </w:rPr>
+      </w:r>
+      <w:r>
+        <w:rPr>
+          <w:outline w:val="0"/>
+          <w:color w:val="666666"/>
+          <w:sz w:val="20"/>
+          <w:szCs w:val="20"/>
+          <w:u w:color="666666"/>
+          <w14:textFill>
+            <w14:solidFill>
+              <w14:srgbClr w14:val="666666"/>
+            </w14:solidFill>
+          </w14:textFill>
+        </w:rPr>
       </w:r>
       <w:r>
         <w:rPr>
@@ -3404,361 +3366,396 @@
             </w14:solidFill>
           </w14:textFill>
         </w:rPr>
-        <w:t xml:space="preserve">Title: </w:t>
-      </w:r>
-      <w:r>
-        <w:rPr>
-          <w:outline w:val="0"/>
-          <w:color w:val="666666"/>
-          <w:sz w:val="20"/>
-          <w:szCs w:val="20"/>
-          <w:u w:color="666666"/>
-          <w:rtl w:val="0"/>
-          <w:lang w:val="ru-RU"/>
-          <w14:textFill>
-            <w14:solidFill>
-              <w14:srgbClr w14:val="666666"/>
-            </w14:solidFill>
-          </w14:textFill>
-        </w:rPr>
-        <w:t xml:space="preserve">Вывод сотрудников за штат — аутстаффинг </w:t>
-      </w:r>
-      <w:r>
-        <w:rPr>
-          <w:outline w:val="0"/>
-          <w:color w:val="666666"/>
-          <w:sz w:val="20"/>
-          <w:szCs w:val="20"/>
-          <w:u w:color="666666"/>
-          <w:rtl w:val="0"/>
-          <w14:textFill>
-            <w14:solidFill>
-              <w14:srgbClr w14:val="666666"/>
-            </w14:solidFill>
-          </w14:textFill>
-        </w:rPr>
-        <w:t xml:space="preserve">| </w:t>
-      </w:r>
-      <w:r>
-        <w:rPr>
-          <w:outline w:val="0"/>
-          <w:color w:val="666666"/>
-          <w:sz w:val="20"/>
-          <w:szCs w:val="20"/>
-          <w:u w:color="666666"/>
-          <w:rtl w:val="0"/>
-          <w:lang w:val="ru-RU"/>
-          <w14:textFill>
-            <w14:solidFill>
-              <w14:srgbClr w14:val="666666"/>
-            </w14:solidFill>
-          </w14:textFill>
-        </w:rPr>
-        <w:t>РМ Групп</w:t>
-        <w:br w:type="textWrapping"/>
-      </w:r>
-      <w:r>
-        <w:rPr>
-          <w:b w:val="1"/>
-          <w:bCs w:val="1"/>
-          <w:outline w:val="0"/>
-          <w:color w:val="666666"/>
-          <w:sz w:val="20"/>
-          <w:szCs w:val="20"/>
-          <w:u w:color="666666"/>
-          <w:rtl w:val="0"/>
-          <w:lang w:val="en-US"/>
-          <w14:textFill>
-            <w14:solidFill>
-              <w14:srgbClr w14:val="666666"/>
-            </w14:solidFill>
-          </w14:textFill>
-        </w:rPr>
-        <w:t xml:space="preserve">Description: </w:t>
-      </w:r>
-      <w:r>
-        <w:rPr>
-          <w:outline w:val="0"/>
-          <w:color w:val="666666"/>
-          <w:sz w:val="20"/>
-          <w:szCs w:val="20"/>
-          <w:u w:color="666666"/>
-          <w:rtl w:val="0"/>
-          <w:lang w:val="ru-RU"/>
-          <w14:textFill>
-            <w14:solidFill>
-              <w14:srgbClr w14:val="666666"/>
-            </w14:solidFill>
-          </w14:textFill>
-        </w:rPr>
-        <w:t>Переводим ваших сотрудников в штат РМ Групп</w:t>
-      </w:r>
-      <w:r>
-        <w:rPr>
-          <w:outline w:val="0"/>
-          <w:color w:val="666666"/>
-          <w:sz w:val="20"/>
-          <w:szCs w:val="20"/>
-          <w:u w:color="666666"/>
-          <w:rtl w:val="0"/>
-          <w14:textFill>
-            <w14:solidFill>
-              <w14:srgbClr w14:val="666666"/>
-            </w14:solidFill>
-          </w14:textFill>
-        </w:rPr>
-        <w:t xml:space="preserve">: </w:t>
-      </w:r>
-      <w:r>
-        <w:rPr>
-          <w:outline w:val="0"/>
-          <w:color w:val="666666"/>
-          <w:sz w:val="20"/>
-          <w:szCs w:val="20"/>
-          <w:u w:color="666666"/>
-          <w:rtl w:val="0"/>
-          <w:lang w:val="ru-RU"/>
-          <w14:textFill>
-            <w14:solidFill>
-              <w14:srgbClr w14:val="666666"/>
-            </w14:solidFill>
-          </w14:textFill>
-        </w:rPr>
-        <w:t>кадры</w:t>
-      </w:r>
-      <w:r>
-        <w:rPr>
-          <w:outline w:val="0"/>
-          <w:color w:val="666666"/>
-          <w:sz w:val="20"/>
-          <w:szCs w:val="20"/>
-          <w:u w:color="666666"/>
-          <w:rtl w:val="0"/>
-          <w14:textFill>
-            <w14:solidFill>
-              <w14:srgbClr w14:val="666666"/>
-            </w14:solidFill>
-          </w14:textFill>
+      </w:r>
+      <w:r>
+        <w:rPr>
+          <w:outline w:val="0"/>
+          <w:color w:val="666666"/>
+          <w:sz w:val="20"/>
+          <w:szCs w:val="20"/>
+          <w:u w:color="666666"/>
+          <w:rtl w:val="0"/>
+          <w:lang w:val="ru-RU"/>
+          <w14:textFill>
+            <w14:solidFill>
+              <w14:srgbClr w14:val="666666"/>
+            </w14:solidFill>
+          </w14:textFill>
+        </w:rPr>
+      </w:r>
+      <w:r>
+        <w:rPr>
+          <w:outline w:val="0"/>
+          <w:color w:val="666666"/>
+          <w:sz w:val="20"/>
+          <w:szCs w:val="20"/>
+          <w:u w:color="666666"/>
+          <w:rtl w:val="0"/>
+          <w14:textFill>
+            <w14:solidFill>
+              <w14:srgbClr w14:val="666666"/>
+            </w14:solidFill>
+          </w14:textFill>
+        </w:rPr>
+      </w:r>
+      <w:r>
+        <w:rPr>
+          <w:outline w:val="0"/>
+          <w:color w:val="666666"/>
+          <w:sz w:val="20"/>
+          <w:szCs w:val="20"/>
+          <w:u w:color="666666"/>
+          <w:rtl w:val="0"/>
+          <w:lang w:val="ru-RU"/>
+          <w14:textFill>
+            <w14:solidFill>
+              <w14:srgbClr w14:val="666666"/>
+            </w14:solidFill>
+          </w14:textFill>
+        </w:rPr>
+      </w:r>
+      <w:r>
+        <w:rPr>
+          <w:b w:val="1"/>
+          <w:bCs w:val="1"/>
+          <w:outline w:val="0"/>
+          <w:color w:val="666666"/>
+          <w:sz w:val="20"/>
+          <w:szCs w:val="20"/>
+          <w:u w:color="666666"/>
+          <w:rtl w:val="0"/>
+          <w:lang w:val="en-US"/>
+          <w14:textFill>
+            <w14:solidFill>
+              <w14:srgbClr w14:val="666666"/>
+            </w14:solidFill>
+          </w14:textFill>
+        </w:rPr>
+      </w:r>
+      <w:r>
+        <w:rPr>
+          <w:outline w:val="0"/>
+          <w:color w:val="666666"/>
+          <w:sz w:val="20"/>
+          <w:szCs w:val="20"/>
+          <w:u w:color="666666"/>
+          <w:rtl w:val="0"/>
+          <w:lang w:val="ru-RU"/>
+          <w14:textFill>
+            <w14:solidFill>
+              <w14:srgbClr w14:val="666666"/>
+            </w14:solidFill>
+          </w14:textFill>
+        </w:rPr>
+      </w:r>
+      <w:r>
+        <w:rPr>
+          <w:outline w:val="0"/>
+          <w:color w:val="666666"/>
+          <w:sz w:val="20"/>
+          <w:szCs w:val="20"/>
+          <w:u w:color="666666"/>
+          <w:rtl w:val="0"/>
+          <w14:textFill>
+            <w14:solidFill>
+              <w14:srgbClr w14:val="666666"/>
+            </w14:solidFill>
+          </w14:textFill>
+        </w:rPr>
+      </w:r>
+      <w:r>
+        <w:rPr>
+          <w:outline w:val="0"/>
+          <w:color w:val="666666"/>
+          <w:sz w:val="20"/>
+          <w:szCs w:val="20"/>
+          <w:u w:color="666666"/>
+          <w:rtl w:val="0"/>
+          <w:lang w:val="ru-RU"/>
+          <w14:textFill>
+            <w14:solidFill>
+              <w14:srgbClr w14:val="666666"/>
+            </w14:solidFill>
+          </w14:textFill>
+        </w:rPr>
+      </w:r>
+      <w:r>
+        <w:rPr>
+          <w:outline w:val="0"/>
+          <w:color w:val="666666"/>
+          <w:sz w:val="20"/>
+          <w:szCs w:val="20"/>
+          <w:u w:color="666666"/>
+          <w:rtl w:val="0"/>
+          <w14:textFill>
+            <w14:solidFill>
+              <w14:srgbClr w14:val="666666"/>
+            </w14:solidFill>
+          </w14:textFill>
+        </w:rPr>
+      </w:r>
+      <w:r>
+        <w:rPr>
+          <w:outline w:val="0"/>
+          <w:color w:val="666666"/>
+          <w:sz w:val="20"/>
+          <w:szCs w:val="20"/>
+          <w:u w:color="666666"/>
+          <w:rtl w:val="0"/>
+          <w:lang w:val="ru-RU"/>
+          <w14:textFill>
+            <w14:solidFill>
+              <w14:srgbClr w14:val="666666"/>
+            </w14:solidFill>
+          </w14:textFill>
+        </w:rPr>
+      </w:r>
+      <w:r>
+        <w:rPr>
+          <w:outline w:val="0"/>
+          <w:color w:val="666666"/>
+          <w:sz w:val="20"/>
+          <w:szCs w:val="20"/>
+          <w:u w:color="666666"/>
+          <w:rtl w:val="0"/>
+          <w14:textFill>
+            <w14:solidFill>
+              <w14:srgbClr w14:val="666666"/>
+            </w14:solidFill>
+          </w14:textFill>
+        </w:rPr>
+      </w:r>
+      <w:r>
+        <w:rPr>
+          <w:outline w:val="0"/>
+          <w:color w:val="666666"/>
+          <w:sz w:val="20"/>
+          <w:szCs w:val="20"/>
+          <w:u w:color="666666"/>
+          <w:rtl w:val="0"/>
+          <w:lang w:val="en-US"/>
+          <w14:textFill>
+            <w14:solidFill>
+              <w14:srgbClr w14:val="666666"/>
+            </w14:solidFill>
+          </w14:textFill>
+        </w:rPr>
+      </w:r>
+      <w:r>
+        <w:rPr>
+          <w:outline w:val="0"/>
+          <w:color w:val="666666"/>
+          <w:sz w:val="20"/>
+          <w:szCs w:val="20"/>
+          <w:u w:color="666666"/>
+          <w:rtl w:val="0"/>
+          <w14:textFill>
+            <w14:solidFill>
+              <w14:srgbClr w14:val="666666"/>
+            </w14:solidFill>
+          </w14:textFill>
+        </w:rPr>
+      </w:r>
+      <w:r>
+        <w:rPr>
+          <w:outline w:val="0"/>
+          <w:color w:val="666666"/>
+          <w:sz w:val="20"/>
+          <w:szCs w:val="20"/>
+          <w:u w:color="666666"/>
+          <w:rtl w:val="0"/>
+          <w:lang w:val="en-US"/>
+          <w14:textFill>
+            <w14:solidFill>
+              <w14:srgbClr w14:val="666666"/>
+            </w14:solidFill>
+          </w14:textFill>
+        </w:rPr>
+      </w:r>
+      <w:r>
+        <w:rPr>
+          <w:outline w:val="0"/>
+          <w:color w:val="666666"/>
+          <w:sz w:val="20"/>
+          <w:szCs w:val="20"/>
+          <w:u w:color="666666"/>
+          <w:rtl w:val="0"/>
+          <w14:textFill>
+            <w14:solidFill>
+              <w14:srgbClr w14:val="666666"/>
+            </w14:solidFill>
+          </w14:textFill>
+        </w:rPr>
+      </w:r>
+      <w:r>
+        <w:rPr>
+          <w:outline w:val="0"/>
+          <w:color w:val="666666"/>
+          <w:sz w:val="20"/>
+          <w:szCs w:val="20"/>
+          <w:u w:color="666666"/>
+          <w:rtl w:val="0"/>
+          <w:lang w:val="ru-RU"/>
+          <w14:textFill>
+            <w14:solidFill>
+              <w14:srgbClr w14:val="666666"/>
+            </w14:solidFill>
+          </w14:textFill>
+        </w:rPr>
+      </w:r>
+      <w:r>
+        <w:rPr>
+          <w:outline w:val="0"/>
+          <w:color w:val="666666"/>
+          <w:sz w:val="20"/>
+          <w:szCs w:val="20"/>
+          <w:u w:color="666666"/>
+          <w:rtl w:val="0"/>
+          <w14:textFill>
+            <w14:solidFill>
+              <w14:srgbClr w14:val="666666"/>
+            </w14:solidFill>
+          </w14:textFill>
+        </w:rPr>
+      </w:r>
+      <w:r>
+        <w:rPr>
+          <w:outline w:val="0"/>
+          <w:color w:val="666666"/>
+          <w:sz w:val="20"/>
+          <w:szCs w:val="20"/>
+          <w:u w:color="666666"/>
+          <w:rtl w:val="0"/>
+          <w14:textFill>
+            <w14:solidFill>
+              <w14:srgbClr w14:val="666666"/>
+            </w14:solidFill>
+          </w14:textFill>
+        </w:rPr>
+      </w:r>
+      <w:r>
+        <w:rPr>
+          <w:outline w:val="0"/>
+          <w:color w:val="666666"/>
+          <w:sz w:val="20"/>
+          <w:szCs w:val="20"/>
+          <w:u w:color="666666"/>
+          <w:rtl w:val="0"/>
+          <w14:textFill>
+            <w14:solidFill>
+              <w14:srgbClr w14:val="666666"/>
+            </w14:solidFill>
+          </w14:textFill>
+        </w:rPr>
+      </w:r>
+      <w:r>
+        <w:rPr>
+          <w:outline w:val="0"/>
+          <w:color w:val="666666"/>
+          <w:sz w:val="20"/>
+          <w:szCs w:val="20"/>
+          <w:u w:color="666666"/>
+          <w14:textFill>
+            <w14:solidFill>
+              <w14:srgbClr w14:val="666666"/>
+            </w14:solidFill>
+          </w14:textFill>
+        </w:rPr>
+      </w:r>
+    </w:p>
+    <w:p>
+      <w:pPr>
+        <w:pStyle w:val="Рубрика 2"/>
+      </w:pPr>
+      <w:r>
+        <w:rPr>
+          <w:rtl w:val="0"/>
+          <w:lang w:val="nl-NL"/>
+        </w:rPr>
+        <w:t xml:space="preserve">H1: </w:t>
+      </w:r>
+      <w:r>
+        <w:rPr>
+          <w:rtl w:val="0"/>
+          <w:lang w:val="ru-RU"/>
+        </w:rPr>
+        <w:t>Вывод сотрудников за штат</w:t>
+      </w:r>
+    </w:p>
+    <w:p>
+      <w:pPr>
+        <w:pStyle w:val="Рубрика 2"/>
+      </w:pPr>
+      <w:r>
+        <w:rPr>
+          <w:rtl w:val="0"/>
+          <w:lang w:val="ru-RU"/>
+        </w:rPr>
+        <w:t xml:space="preserve">Баннер </w:t>
+      </w:r>
+      <w:r>
+        <w:rPr>
+          <w:rtl w:val="0"/>
+          <w:lang w:val="it-IT"/>
+        </w:rPr>
+        <w:t>(hero)</w:t>
+      </w:r>
+    </w:p>
+    <w:p>
+      <w:pPr>
+        <w:pStyle w:val="Основной текст"/>
+      </w:pPr>
+      <w:r>
+        <w:rPr>
+          <w:rtl w:val="0"/>
+        </w:rPr>
+        <w:t xml:space="preserve">Подзаголовок под </w:t>
+      </w:r>
+      <w:r>
+        <w:rPr>
+          <w:rtl w:val="0"/>
+          <w:lang w:val="nl-NL"/>
+        </w:rPr>
+        <w:t xml:space="preserve">H1: </w:t>
+      </w:r>
+      <w:r>
+        <w:rPr>
+          <w:rtl w:val="0"/>
+          <w:lang w:val="ru-RU"/>
+        </w:rPr>
+        <w:t>Ваши люди работают на своих местах — администрирование переходит к нам</w:t>
+      </w:r>
+      <w:r>
+        <w:rPr>
+          <w:rtl w:val="0"/>
+        </w:rPr>
+        <w:t xml:space="preserve">. </w:t>
+      </w:r>
+      <w:r>
+        <w:rPr>
+          <w:rtl w:val="0"/>
+          <w:lang w:val="ru-RU"/>
+        </w:rPr>
+        <w:t>Выгодно для бюджета</w:t>
+      </w:r>
+      <w:r>
+        <w:rPr>
+          <w:rtl w:val="0"/>
         </w:rPr>
         <w:t xml:space="preserve">, </w:t>
       </w:r>
       <w:r>
         <w:rPr>
-          <w:outline w:val="0"/>
-          <w:color w:val="666666"/>
-          <w:sz w:val="20"/>
-          <w:szCs w:val="20"/>
-          <w:u w:color="666666"/>
-          <w:rtl w:val="0"/>
-          <w:lang w:val="ru-RU"/>
-          <w14:textFill>
-            <w14:solidFill>
-              <w14:srgbClr w14:val="666666"/>
-            </w14:solidFill>
-          </w14:textFill>
-        </w:rPr>
-        <w:t>выплаты</w:t>
-      </w:r>
-      <w:r>
-        <w:rPr>
-          <w:outline w:val="0"/>
-          <w:color w:val="666666"/>
-          <w:sz w:val="20"/>
-          <w:szCs w:val="20"/>
-          <w:u w:color="666666"/>
-          <w:rtl w:val="0"/>
-          <w14:textFill>
-            <w14:solidFill>
-              <w14:srgbClr w14:val="666666"/>
-            </w14:solidFill>
-          </w14:textFill>
-        </w:rPr>
-        <w:t xml:space="preserve">, </w:t>
-      </w:r>
-      <w:r>
-        <w:rPr>
-          <w:outline w:val="0"/>
-          <w:color w:val="666666"/>
-          <w:sz w:val="20"/>
-          <w:szCs w:val="20"/>
-          <w:u w:color="666666"/>
-          <w:rtl w:val="0"/>
-          <w:lang w:val="en-US"/>
-          <w14:textFill>
-            <w14:solidFill>
-              <w14:srgbClr w14:val="666666"/>
-            </w14:solidFill>
-          </w14:textFill>
-        </w:rPr>
-        <w:t>налоги — на нас</w:t>
-      </w:r>
-      <w:r>
-        <w:rPr>
-          <w:outline w:val="0"/>
-          <w:color w:val="666666"/>
-          <w:sz w:val="20"/>
-          <w:szCs w:val="20"/>
-          <w:u w:color="666666"/>
-          <w:rtl w:val="0"/>
-          <w14:textFill>
-            <w14:solidFill>
-              <w14:srgbClr w14:val="666666"/>
-            </w14:solidFill>
-          </w14:textFill>
-        </w:rPr>
-        <w:t xml:space="preserve">, </w:t>
-      </w:r>
-      <w:r>
-        <w:rPr>
-          <w:outline w:val="0"/>
-          <w:color w:val="666666"/>
-          <w:sz w:val="20"/>
-          <w:szCs w:val="20"/>
-          <w:u w:color="666666"/>
-          <w:rtl w:val="0"/>
-          <w:lang w:val="en-US"/>
-          <w14:textFill>
-            <w14:solidFill>
-              <w14:srgbClr w14:val="666666"/>
-            </w14:solidFill>
-          </w14:textFill>
-        </w:rPr>
-        <w:t>управление — у вас</w:t>
-      </w:r>
-      <w:r>
-        <w:rPr>
-          <w:outline w:val="0"/>
-          <w:color w:val="666666"/>
-          <w:sz w:val="20"/>
-          <w:szCs w:val="20"/>
-          <w:u w:color="666666"/>
-          <w:rtl w:val="0"/>
-          <w14:textFill>
-            <w14:solidFill>
-              <w14:srgbClr w14:val="666666"/>
-            </w14:solidFill>
-          </w14:textFill>
-        </w:rPr>
-        <w:t xml:space="preserve">. </w:t>
-      </w:r>
-      <w:r>
-        <w:rPr>
-          <w:outline w:val="0"/>
-          <w:color w:val="666666"/>
-          <w:sz w:val="20"/>
-          <w:szCs w:val="20"/>
-          <w:u w:color="666666"/>
-          <w:rtl w:val="0"/>
-          <w:lang w:val="ru-RU"/>
-          <w14:textFill>
-            <w14:solidFill>
-              <w14:srgbClr w14:val="666666"/>
-            </w14:solidFill>
-          </w14:textFill>
-        </w:rPr>
-        <w:t xml:space="preserve">Расчёт за </w:t>
-      </w:r>
-      <w:r>
-        <w:rPr>
-          <w:outline w:val="0"/>
-          <w:color w:val="666666"/>
-          <w:sz w:val="20"/>
-          <w:szCs w:val="20"/>
-          <w:u w:color="666666"/>
-          <w:rtl w:val="0"/>
-          <w14:textFill>
-            <w14:solidFill>
-              <w14:srgbClr w14:val="666666"/>
-            </w14:solidFill>
-          </w14:textFill>
-        </w:rPr>
-        <w:t xml:space="preserve">4 </w:t>
-      </w:r>
-      <w:r>
-        <w:rPr>
-          <w:outline w:val="0"/>
-          <w:color w:val="666666"/>
-          <w:sz w:val="20"/>
-          <w:szCs w:val="20"/>
-          <w:u w:color="666666"/>
-          <w:rtl w:val="0"/>
-          <w14:textFill>
-            <w14:solidFill>
-              <w14:srgbClr w14:val="666666"/>
-            </w14:solidFill>
-          </w14:textFill>
-        </w:rPr>
-        <w:t>часа</w:t>
-      </w:r>
-      <w:r>
-        <w:rPr>
-          <w:outline w:val="0"/>
-          <w:color w:val="666666"/>
-          <w:sz w:val="20"/>
-          <w:szCs w:val="20"/>
-          <w:u w:color="666666"/>
-          <w:rtl w:val="0"/>
-          <w14:textFill>
-            <w14:solidFill>
-              <w14:srgbClr w14:val="666666"/>
-            </w14:solidFill>
-          </w14:textFill>
+          <w:rtl w:val="0"/>
+        </w:rPr>
+        <w:t>комфортно для сотрудников</w:t>
+      </w:r>
+      <w:r>
+        <w:rPr>
+          <w:rtl w:val="0"/>
         </w:rPr>
         <w:t>.</w:t>
       </w:r>
-      <w:r>
-        <w:rPr>
-          <w:outline w:val="0"/>
-          <w:color w:val="666666"/>
-          <w:sz w:val="20"/>
-          <w:szCs w:val="20"/>
-          <w:u w:color="666666"/>
-          <w14:textFill>
-            <w14:solidFill>
-              <w14:srgbClr w14:val="666666"/>
-            </w14:solidFill>
-          </w14:textFill>
-        </w:rPr>
-        <w:br w:type="textWrapping"/>
-      </w:r>
-    </w:p>
-    <w:p>
-      <w:pPr>
-        <w:pStyle w:val="Рубрика 2"/>
-      </w:pPr>
-      <w:r>
-        <w:rPr>
-          <w:rtl w:val="0"/>
-          <w:lang w:val="nl-NL"/>
-        </w:rPr>
-        <w:t xml:space="preserve">H1: </w:t>
-      </w:r>
-      <w:r>
-        <w:rPr>
-          <w:rtl w:val="0"/>
-          <w:lang w:val="ru-RU"/>
-        </w:rPr>
-        <w:t>Вывод сотрудников за штат</w:t>
-      </w:r>
-    </w:p>
-    <w:p>
-      <w:pPr>
-        <w:pStyle w:val="Рубрика 2"/>
-      </w:pPr>
-      <w:r>
-        <w:rPr>
-          <w:rtl w:val="0"/>
-          <w:lang w:val="ru-RU"/>
-        </w:rPr>
-        <w:t xml:space="preserve">Баннер </w:t>
-      </w:r>
-      <w:r>
-        <w:rPr>
-          <w:rtl w:val="0"/>
-          <w:lang w:val="it-IT"/>
-        </w:rPr>
-        <w:t>(hero)</w:t>
-      </w:r>
     </w:p>
     <w:p>
       <w:pPr>
@@ -3766,160 +3763,93 @@
       </w:pPr>
       <w:r>
         <w:rPr>
-          <w:rtl w:val="0"/>
-        </w:rPr>
-        <w:t xml:space="preserve">Подзаголовок под </w:t>
-      </w:r>
-      <w:r>
-        <w:rPr>
-          <w:rtl w:val="0"/>
-          <w:lang w:val="nl-NL"/>
-        </w:rPr>
-        <w:t xml:space="preserve">H1: </w:t>
-      </w:r>
-      <w:r>
-        <w:rPr>
-          <w:rtl w:val="0"/>
-          <w:lang w:val="ru-RU"/>
-        </w:rPr>
-        <w:t>Ваши люди работают на своих местах — администрирование переходит к нам</w:t>
-      </w:r>
-      <w:r>
-        <w:rPr>
-          <w:rtl w:val="0"/>
-        </w:rPr>
-        <w:t xml:space="preserve">. </w:t>
-      </w:r>
-      <w:r>
-        <w:rPr>
-          <w:rtl w:val="0"/>
-          <w:lang w:val="ru-RU"/>
-        </w:rPr>
-        <w:t>Выгодно для бюджета</w:t>
-      </w:r>
-      <w:r>
-        <w:rPr>
-          <w:rtl w:val="0"/>
-        </w:rPr>
-        <w:t xml:space="preserve">, </w:t>
-      </w:r>
-      <w:r>
-        <w:rPr>
-          <w:rtl w:val="0"/>
-        </w:rPr>
-        <w:t>комфортно для сотрудников</w:t>
-      </w:r>
-      <w:r>
-        <w:rPr>
-          <w:rtl w:val="0"/>
-        </w:rPr>
-        <w:t>.</w:t>
-      </w:r>
-    </w:p>
-    <w:p>
-      <w:pPr>
-        <w:pStyle w:val="Основной текст"/>
-      </w:pPr>
-      <w:r>
-        <w:rPr>
-          <w:b w:val="1"/>
-          <w:bCs w:val="1"/>
-          <w:rtl w:val="0"/>
-        </w:rPr>
-        <w:t>Кнопки на баннере</w:t>
-      </w:r>
-      <w:r>
-        <w:rPr>
-          <w:b w:val="1"/>
-          <w:bCs w:val="1"/>
-          <w:rtl w:val="0"/>
-        </w:rPr>
-        <w:t xml:space="preserve">: </w:t>
-      </w:r>
-      <w:r>
-        <w:rPr>
-          <w:b w:val="1"/>
-          <w:bCs w:val="1"/>
-          <w:rtl w:val="0"/>
-          <w:lang w:val="ru-RU"/>
-        </w:rPr>
-        <w:t xml:space="preserve">«Получить расчёт за </w:t>
-      </w:r>
-      <w:r>
-        <w:rPr>
-          <w:b w:val="1"/>
-          <w:bCs w:val="1"/>
-          <w:rtl w:val="0"/>
-        </w:rPr>
-        <w:t xml:space="preserve">4 </w:t>
-      </w:r>
-      <w:r>
-        <w:rPr>
-          <w:b w:val="1"/>
-          <w:bCs w:val="1"/>
-          <w:rtl w:val="0"/>
-          <w:lang w:val="ru-RU"/>
-        </w:rPr>
-        <w:t xml:space="preserve">часа» </w:t>
-      </w:r>
-      <w:r>
-        <w:rPr>
-          <w:b w:val="1"/>
-          <w:bCs w:val="1"/>
-          <w:rtl w:val="0"/>
-        </w:rPr>
-        <w:t>(</w:t>
-      </w:r>
-      <w:r>
-        <w:rPr>
-          <w:b w:val="1"/>
-          <w:bCs w:val="1"/>
-          <w:rtl w:val="0"/>
-          <w:lang w:val="ru-RU"/>
-        </w:rPr>
-        <w:t>основная</w:t>
-      </w:r>
-      <w:r>
-        <w:rPr>
-          <w:b w:val="1"/>
-          <w:bCs w:val="1"/>
-          <w:rtl w:val="0"/>
-        </w:rPr>
-        <w:t xml:space="preserve">) / </w:t>
-      </w:r>
-      <w:r>
-        <w:rPr>
-          <w:b w:val="1"/>
-          <w:bCs w:val="1"/>
-          <w:rtl w:val="0"/>
-          <w:lang w:val="ru-RU"/>
-        </w:rPr>
-        <w:t xml:space="preserve">«Оставить заявку» </w:t>
-      </w:r>
-      <w:r>
-        <w:rPr>
-          <w:b w:val="1"/>
-          <w:bCs w:val="1"/>
-          <w:rtl w:val="0"/>
-        </w:rPr>
-        <w:t>(</w:t>
-      </w:r>
-      <w:r>
-        <w:rPr>
-          <w:b w:val="1"/>
-          <w:bCs w:val="1"/>
-          <w:rtl w:val="0"/>
-          <w:lang w:val="ru-RU"/>
-        </w:rPr>
-        <w:t>вторичная</w:t>
-      </w:r>
-      <w:r>
-        <w:rPr>
-          <w:b w:val="1"/>
-          <w:bCs w:val="1"/>
-          <w:rtl w:val="0"/>
-        </w:rPr>
-        <w:t>)</w:t>
+          <w:b w:val="1"/>
+          <w:bCs w:val="1"/>
+          <w:rtl w:val="0"/>
+        </w:rPr>
+        <w:t>Кнопки на баннере: «Получить расчёт» (основная) / «Оставить заявку» (вторичная)</w:t>
+      </w:r>
+      <w:r>
+        <w:rPr>
+          <w:b w:val="1"/>
+          <w:bCs w:val="1"/>
+          <w:rtl w:val="0"/>
+        </w:rPr>
+      </w:r>
+      <w:r>
+        <w:rPr>
+          <w:b w:val="1"/>
+          <w:bCs w:val="1"/>
+          <w:rtl w:val="0"/>
+          <w:lang w:val="ru-RU"/>
+        </w:rPr>
+      </w:r>
+      <w:r>
+        <w:rPr>
+          <w:b w:val="1"/>
+          <w:bCs w:val="1"/>
+          <w:rtl w:val="0"/>
+        </w:rPr>
+      </w:r>
+      <w:r>
+        <w:rPr>
+          <w:b w:val="1"/>
+          <w:bCs w:val="1"/>
+          <w:rtl w:val="0"/>
+          <w:lang w:val="ru-RU"/>
+        </w:rPr>
+      </w:r>
+      <w:r>
+        <w:rPr>
+          <w:b w:val="1"/>
+          <w:bCs w:val="1"/>
+          <w:rtl w:val="0"/>
+        </w:rPr>
+      </w:r>
+      <w:r>
+        <w:rPr>
+          <w:b w:val="1"/>
+          <w:bCs w:val="1"/>
+          <w:rtl w:val="0"/>
+          <w:lang w:val="ru-RU"/>
+        </w:rPr>
+      </w:r>
+      <w:r>
+        <w:rPr>
+          <w:b w:val="1"/>
+          <w:bCs w:val="1"/>
+          <w:rtl w:val="0"/>
+        </w:rPr>
+      </w:r>
+      <w:r>
+        <w:rPr>
+          <w:b w:val="1"/>
+          <w:bCs w:val="1"/>
+          <w:rtl w:val="0"/>
+          <w:lang w:val="ru-RU"/>
+        </w:rPr>
+      </w:r>
+      <w:r>
+        <w:rPr>
+          <w:b w:val="1"/>
+          <w:bCs w:val="1"/>
+          <w:rtl w:val="0"/>
+        </w:rPr>
+      </w:r>
+      <w:r>
+        <w:rPr>
+          <w:b w:val="1"/>
+          <w:bCs w:val="1"/>
+          <w:rtl w:val="0"/>
+          <w:lang w:val="ru-RU"/>
+        </w:rPr>
+      </w:r>
+      <w:r>
+        <w:rPr>
+          <w:b w:val="1"/>
+          <w:bCs w:val="1"/>
+          <w:rtl w:val="0"/>
+        </w:rPr>
       </w:r>
     </w:p>
     <w:p>
@@ -4121,66 +4051,59 @@
           <w:bCs w:val="1"/>
           <w:rtl w:val="0"/>
         </w:rPr>
-        <w:t>CTA-</w:t>
-      </w:r>
-      <w:r>
-        <w:rPr>
-          <w:b w:val="1"/>
-          <w:bCs w:val="1"/>
-          <w:rtl w:val="0"/>
-        </w:rPr>
-        <w:t>полоса</w:t>
-      </w:r>
-      <w:r>
-        <w:rPr>
-          <w:b w:val="1"/>
-          <w:bCs w:val="1"/>
-          <w:rtl w:val="0"/>
-        </w:rPr>
-        <w:t xml:space="preserve">: </w:t>
-      </w:r>
-      <w:r>
-        <w:rPr>
-          <w:b w:val="1"/>
-          <w:bCs w:val="1"/>
-          <w:rtl w:val="0"/>
-          <w:lang w:val="ru-RU"/>
-        </w:rPr>
-        <w:t xml:space="preserve">«Опишите задачу — предложим модель оформления и расчёт» </w:t>
-      </w:r>
-      <w:r>
-        <w:rPr>
-          <w:b w:val="1"/>
-          <w:bCs w:val="1"/>
-          <w:rtl w:val="0"/>
-        </w:rPr>
-        <w:t xml:space="preserve">+ </w:t>
-      </w:r>
-      <w:r>
-        <w:rPr>
-          <w:b w:val="1"/>
-          <w:bCs w:val="1"/>
-          <w:rtl w:val="0"/>
-          <w:lang w:val="ru-RU"/>
-        </w:rPr>
-        <w:t xml:space="preserve">кнопка «Получить расчёт за </w:t>
-      </w:r>
-      <w:r>
-        <w:rPr>
-          <w:b w:val="1"/>
-          <w:bCs w:val="1"/>
-          <w:rtl w:val="0"/>
-        </w:rPr>
-        <w:t xml:space="preserve">4 </w:t>
-      </w:r>
-      <w:r>
-        <w:rPr>
-          <w:b w:val="1"/>
-          <w:bCs w:val="1"/>
-          <w:rtl w:val="0"/>
-          <w:lang w:val="ru-RU"/>
-        </w:rPr>
-        <w:t>часа»</w:t>
+        <w:t>CTA-полоса: «Опишите задачу — предложим модель оформления и расчёт» + кнопка «Получить расчёт»</w:t>
+      </w:r>
+      <w:r>
+        <w:rPr>
+          <w:b w:val="1"/>
+          <w:bCs w:val="1"/>
+          <w:rtl w:val="0"/>
+        </w:rPr>
+      </w:r>
+      <w:r>
+        <w:rPr>
+          <w:b w:val="1"/>
+          <w:bCs w:val="1"/>
+          <w:rtl w:val="0"/>
+        </w:rPr>
+      </w:r>
+      <w:r>
+        <w:rPr>
+          <w:b w:val="1"/>
+          <w:bCs w:val="1"/>
+          <w:rtl w:val="0"/>
+          <w:lang w:val="ru-RU"/>
+        </w:rPr>
+      </w:r>
+      <w:r>
+        <w:rPr>
+          <w:b w:val="1"/>
+          <w:bCs w:val="1"/>
+          <w:rtl w:val="0"/>
+        </w:rPr>
+      </w:r>
+      <w:r>
+        <w:rPr>
+          <w:b w:val="1"/>
+          <w:bCs w:val="1"/>
+          <w:rtl w:val="0"/>
+          <w:lang w:val="ru-RU"/>
+        </w:rPr>
+      </w:r>
+      <w:r>
+        <w:rPr>
+          <w:b w:val="1"/>
+          <w:bCs w:val="1"/>
+          <w:rtl w:val="0"/>
+        </w:rPr>
+      </w:r>
+      <w:r>
+        <w:rPr>
+          <w:b w:val="1"/>
+          <w:bCs w:val="1"/>
+          <w:rtl w:val="0"/>
+          <w:lang w:val="ru-RU"/>
+        </w:rPr>
       </w:r>
     </w:p>
     <w:p>
@@ -4630,25 +4553,22 @@
           <w:rtl w:val="0"/>
           <w:lang w:val="ru-RU"/>
         </w:rPr>
-        <w:t xml:space="preserve">Оставьте заявку — рассчитаем стоимость и предложим модель под вашу задачу в течение </w:t>
-      </w:r>
-      <w:r>
-        <w:rPr>
-          <w:rtl w:val="0"/>
-        </w:rPr>
-        <w:t xml:space="preserve">4 </w:t>
-      </w:r>
-      <w:r>
-        <w:rPr>
-          <w:rtl w:val="0"/>
-        </w:rPr>
-        <w:t>часов</w:t>
-      </w:r>
-      <w:r>
-        <w:rPr>
-          <w:rtl w:val="0"/>
-        </w:rPr>
-        <w:t>.</w:t>
+        <w:t>Оставьте заявку — рассчитаем стоимость и предложим модель под вашу задачу.</w:t>
+      </w:r>
+      <w:r>
+        <w:rPr>
+          <w:rtl w:val="0"/>
+        </w:rPr>
+      </w:r>
+      <w:r>
+        <w:rPr>
+          <w:rtl w:val="0"/>
+        </w:rPr>
+      </w:r>
+      <w:r>
+        <w:rPr>
+          <w:rtl w:val="0"/>
+        </w:rPr>
       </w:r>
     </w:p>
     <w:p>
@@ -4936,38 +4856,40 @@
             </w14:solidFill>
           </w14:textFill>
         </w:rPr>
-        <w:t xml:space="preserve">URL: </w:t>
-      </w:r>
-      <w:r>
-        <w:rPr>
-          <w:outline w:val="0"/>
-          <w:color w:val="666666"/>
-          <w:sz w:val="20"/>
-          <w:szCs w:val="20"/>
-          <w:u w:color="666666"/>
-          <w:rtl w:val="0"/>
-          <w14:textFill>
-            <w14:solidFill>
-              <w14:srgbClr w14:val="666666"/>
-            </w14:solidFill>
-          </w14:textFill>
-        </w:rPr>
-        <w:t>/uslugi/autstaffing/gph/</w:t>
-      </w:r>
-      <w:r>
-        <w:rPr>
-          <w:outline w:val="0"/>
-          <w:color w:val="666666"/>
-          <w:sz w:val="20"/>
-          <w:szCs w:val="20"/>
-          <w:u w:color="666666"/>
-          <w14:textFill>
-            <w14:solidFill>
-              <w14:srgbClr w14:val="666666"/>
-            </w14:solidFill>
-          </w14:textFill>
-        </w:rPr>
-        <w:br w:type="textWrapping"/>
+        <w:t>URL: /uslugi/autstaffing/gph/</w:t>
+        <w:br/>
+        <w:t>Title: Оформление исполнителей по договорам ГПХ | РМ Групп</w:t>
+        <w:br/>
+        <w:t>Description: Оформляем исполнителей по договорам ГПХ: договоры, выплаты, отчётность — на нас. Легально и прозрачно.</w:t>
+      </w:r>
+      <w:r>
+        <w:rPr>
+          <w:outline w:val="0"/>
+          <w:color w:val="666666"/>
+          <w:sz w:val="20"/>
+          <w:szCs w:val="20"/>
+          <w:u w:color="666666"/>
+          <w:rtl w:val="0"/>
+          <w14:textFill>
+            <w14:solidFill>
+              <w14:srgbClr w14:val="666666"/>
+            </w14:solidFill>
+          </w14:textFill>
+        </w:rPr>
+      </w:r>
+      <w:r>
+        <w:rPr>
+          <w:outline w:val="0"/>
+          <w:color w:val="666666"/>
+          <w:sz w:val="20"/>
+          <w:szCs w:val="20"/>
+          <w:u w:color="666666"/>
+          <w14:textFill>
+            <w14:solidFill>
+              <w14:srgbClr w14:val="666666"/>
+            </w14:solidFill>
+          </w14:textFill>
+        </w:rPr>
       </w:r>
       <w:r>
         <w:rPr>
@@ -4986,360 +4908,421 @@
             </w14:solidFill>
           </w14:textFill>
         </w:rPr>
-        <w:t xml:space="preserve">Title: </w:t>
-      </w:r>
-      <w:r>
-        <w:rPr>
-          <w:outline w:val="0"/>
-          <w:color w:val="666666"/>
-          <w:sz w:val="20"/>
-          <w:szCs w:val="20"/>
-          <w:u w:color="666666"/>
-          <w:rtl w:val="0"/>
-          <w:lang w:val="ru-RU"/>
-          <w14:textFill>
-            <w14:solidFill>
-              <w14:srgbClr w14:val="666666"/>
-            </w14:solidFill>
-          </w14:textFill>
-        </w:rPr>
-        <w:t xml:space="preserve">Оформление исполнителей по договорам ГПХ </w:t>
-      </w:r>
-      <w:r>
-        <w:rPr>
-          <w:outline w:val="0"/>
-          <w:color w:val="666666"/>
-          <w:sz w:val="20"/>
-          <w:szCs w:val="20"/>
-          <w:u w:color="666666"/>
-          <w:rtl w:val="0"/>
-          <w14:textFill>
-            <w14:solidFill>
-              <w14:srgbClr w14:val="666666"/>
-            </w14:solidFill>
-          </w14:textFill>
-        </w:rPr>
-        <w:t xml:space="preserve">| </w:t>
-      </w:r>
-      <w:r>
-        <w:rPr>
-          <w:outline w:val="0"/>
-          <w:color w:val="666666"/>
-          <w:sz w:val="20"/>
-          <w:szCs w:val="20"/>
-          <w:u w:color="666666"/>
-          <w:rtl w:val="0"/>
-          <w:lang w:val="ru-RU"/>
-          <w14:textFill>
-            <w14:solidFill>
-              <w14:srgbClr w14:val="666666"/>
-            </w14:solidFill>
-          </w14:textFill>
-        </w:rPr>
-        <w:t>РМ Групп</w:t>
-        <w:br w:type="textWrapping"/>
-      </w:r>
-      <w:r>
-        <w:rPr>
-          <w:b w:val="1"/>
-          <w:bCs w:val="1"/>
-          <w:outline w:val="0"/>
-          <w:color w:val="666666"/>
-          <w:sz w:val="20"/>
-          <w:szCs w:val="20"/>
-          <w:u w:color="666666"/>
-          <w:rtl w:val="0"/>
-          <w:lang w:val="en-US"/>
-          <w14:textFill>
-            <w14:solidFill>
-              <w14:srgbClr w14:val="666666"/>
-            </w14:solidFill>
-          </w14:textFill>
-        </w:rPr>
-        <w:t xml:space="preserve">Description: </w:t>
-      </w:r>
-      <w:r>
-        <w:rPr>
-          <w:outline w:val="0"/>
-          <w:color w:val="666666"/>
-          <w:sz w:val="20"/>
-          <w:szCs w:val="20"/>
-          <w:u w:color="666666"/>
-          <w:rtl w:val="0"/>
-          <w:lang w:val="ru-RU"/>
-          <w14:textFill>
-            <w14:solidFill>
-              <w14:srgbClr w14:val="666666"/>
-            </w14:solidFill>
-          </w14:textFill>
-        </w:rPr>
-        <w:t>Оформляем исполнителей по договорам ГПХ</w:t>
-      </w:r>
-      <w:r>
-        <w:rPr>
-          <w:outline w:val="0"/>
-          <w:color w:val="666666"/>
-          <w:sz w:val="20"/>
-          <w:szCs w:val="20"/>
-          <w:u w:color="666666"/>
-          <w:rtl w:val="0"/>
-          <w14:textFill>
-            <w14:solidFill>
-              <w14:srgbClr w14:val="666666"/>
-            </w14:solidFill>
-          </w14:textFill>
+      </w:r>
+      <w:r>
+        <w:rPr>
+          <w:outline w:val="0"/>
+          <w:color w:val="666666"/>
+          <w:sz w:val="20"/>
+          <w:szCs w:val="20"/>
+          <w:u w:color="666666"/>
+          <w:rtl w:val="0"/>
+          <w:lang w:val="ru-RU"/>
+          <w14:textFill>
+            <w14:solidFill>
+              <w14:srgbClr w14:val="666666"/>
+            </w14:solidFill>
+          </w14:textFill>
+        </w:rPr>
+      </w:r>
+      <w:r>
+        <w:rPr>
+          <w:outline w:val="0"/>
+          <w:color w:val="666666"/>
+          <w:sz w:val="20"/>
+          <w:szCs w:val="20"/>
+          <w:u w:color="666666"/>
+          <w:rtl w:val="0"/>
+          <w14:textFill>
+            <w14:solidFill>
+              <w14:srgbClr w14:val="666666"/>
+            </w14:solidFill>
+          </w14:textFill>
+        </w:rPr>
+      </w:r>
+      <w:r>
+        <w:rPr>
+          <w:outline w:val="0"/>
+          <w:color w:val="666666"/>
+          <w:sz w:val="20"/>
+          <w:szCs w:val="20"/>
+          <w:u w:color="666666"/>
+          <w:rtl w:val="0"/>
+          <w:lang w:val="ru-RU"/>
+          <w14:textFill>
+            <w14:solidFill>
+              <w14:srgbClr w14:val="666666"/>
+            </w14:solidFill>
+          </w14:textFill>
+        </w:rPr>
+      </w:r>
+      <w:r>
+        <w:rPr>
+          <w:b w:val="1"/>
+          <w:bCs w:val="1"/>
+          <w:outline w:val="0"/>
+          <w:color w:val="666666"/>
+          <w:sz w:val="20"/>
+          <w:szCs w:val="20"/>
+          <w:u w:color="666666"/>
+          <w:rtl w:val="0"/>
+          <w:lang w:val="en-US"/>
+          <w14:textFill>
+            <w14:solidFill>
+              <w14:srgbClr w14:val="666666"/>
+            </w14:solidFill>
+          </w14:textFill>
+        </w:rPr>
+      </w:r>
+      <w:r>
+        <w:rPr>
+          <w:outline w:val="0"/>
+          <w:color w:val="666666"/>
+          <w:sz w:val="20"/>
+          <w:szCs w:val="20"/>
+          <w:u w:color="666666"/>
+          <w:rtl w:val="0"/>
+          <w:lang w:val="ru-RU"/>
+          <w14:textFill>
+            <w14:solidFill>
+              <w14:srgbClr w14:val="666666"/>
+            </w14:solidFill>
+          </w14:textFill>
+        </w:rPr>
+      </w:r>
+      <w:r>
+        <w:rPr>
+          <w:outline w:val="0"/>
+          <w:color w:val="666666"/>
+          <w:sz w:val="20"/>
+          <w:szCs w:val="20"/>
+          <w:u w:color="666666"/>
+          <w:rtl w:val="0"/>
+          <w14:textFill>
+            <w14:solidFill>
+              <w14:srgbClr w14:val="666666"/>
+            </w14:solidFill>
+          </w14:textFill>
+        </w:rPr>
+      </w:r>
+      <w:r>
+        <w:rPr>
+          <w:outline w:val="0"/>
+          <w:color w:val="666666"/>
+          <w:sz w:val="20"/>
+          <w:szCs w:val="20"/>
+          <w:u w:color="666666"/>
+          <w:rtl w:val="0"/>
+          <w:lang w:val="ru-RU"/>
+          <w14:textFill>
+            <w14:solidFill>
+              <w14:srgbClr w14:val="666666"/>
+            </w14:solidFill>
+          </w14:textFill>
+        </w:rPr>
+      </w:r>
+      <w:r>
+        <w:rPr>
+          <w:outline w:val="0"/>
+          <w:color w:val="666666"/>
+          <w:sz w:val="20"/>
+          <w:szCs w:val="20"/>
+          <w:u w:color="666666"/>
+          <w:rtl w:val="0"/>
+          <w14:textFill>
+            <w14:solidFill>
+              <w14:srgbClr w14:val="666666"/>
+            </w14:solidFill>
+          </w14:textFill>
+        </w:rPr>
+      </w:r>
+      <w:r>
+        <w:rPr>
+          <w:outline w:val="0"/>
+          <w:color w:val="666666"/>
+          <w:sz w:val="20"/>
+          <w:szCs w:val="20"/>
+          <w:u w:color="666666"/>
+          <w:rtl w:val="0"/>
+          <w:lang w:val="ru-RU"/>
+          <w14:textFill>
+            <w14:solidFill>
+              <w14:srgbClr w14:val="666666"/>
+            </w14:solidFill>
+          </w14:textFill>
+        </w:rPr>
+      </w:r>
+      <w:r>
+        <w:rPr>
+          <w:outline w:val="0"/>
+          <w:color w:val="666666"/>
+          <w:sz w:val="20"/>
+          <w:szCs w:val="20"/>
+          <w:u w:color="666666"/>
+          <w:rtl w:val="0"/>
+          <w14:textFill>
+            <w14:solidFill>
+              <w14:srgbClr w14:val="666666"/>
+            </w14:solidFill>
+          </w14:textFill>
+        </w:rPr>
+      </w:r>
+      <w:r>
+        <w:rPr>
+          <w:outline w:val="0"/>
+          <w:color w:val="666666"/>
+          <w:sz w:val="20"/>
+          <w:szCs w:val="20"/>
+          <w:u w:color="666666"/>
+          <w:rtl w:val="0"/>
+          <w:lang w:val="ru-RU"/>
+          <w14:textFill>
+            <w14:solidFill>
+              <w14:srgbClr w14:val="666666"/>
+            </w14:solidFill>
+          </w14:textFill>
+        </w:rPr>
+      </w:r>
+      <w:r>
+        <w:rPr>
+          <w:outline w:val="0"/>
+          <w:color w:val="666666"/>
+          <w:sz w:val="20"/>
+          <w:szCs w:val="20"/>
+          <w:u w:color="666666"/>
+          <w:rtl w:val="0"/>
+          <w14:textFill>
+            <w14:solidFill>
+              <w14:srgbClr w14:val="666666"/>
+            </w14:solidFill>
+          </w14:textFill>
+        </w:rPr>
+      </w:r>
+      <w:r>
+        <w:rPr>
+          <w:outline w:val="0"/>
+          <w:color w:val="666666"/>
+          <w:sz w:val="20"/>
+          <w:szCs w:val="20"/>
+          <w:u w:color="666666"/>
+          <w:rtl w:val="0"/>
+          <w:lang w:val="ru-RU"/>
+          <w14:textFill>
+            <w14:solidFill>
+              <w14:srgbClr w14:val="666666"/>
+            </w14:solidFill>
+          </w14:textFill>
+        </w:rPr>
+      </w:r>
+      <w:r>
+        <w:rPr>
+          <w:outline w:val="0"/>
+          <w:color w:val="666666"/>
+          <w:sz w:val="20"/>
+          <w:szCs w:val="20"/>
+          <w:u w:color="666666"/>
+          <w:rtl w:val="0"/>
+          <w14:textFill>
+            <w14:solidFill>
+              <w14:srgbClr w14:val="666666"/>
+            </w14:solidFill>
+          </w14:textFill>
+        </w:rPr>
+      </w:r>
+      <w:r>
+        <w:rPr>
+          <w:outline w:val="0"/>
+          <w:color w:val="666666"/>
+          <w:sz w:val="20"/>
+          <w:szCs w:val="20"/>
+          <w:u w:color="666666"/>
+          <w:rtl w:val="0"/>
+          <w:lang w:val="ru-RU"/>
+          <w14:textFill>
+            <w14:solidFill>
+              <w14:srgbClr w14:val="666666"/>
+            </w14:solidFill>
+          </w14:textFill>
+        </w:rPr>
+      </w:r>
+      <w:r>
+        <w:rPr>
+          <w:outline w:val="0"/>
+          <w:color w:val="666666"/>
+          <w:sz w:val="20"/>
+          <w:szCs w:val="20"/>
+          <w:u w:color="666666"/>
+          <w:rtl w:val="0"/>
+          <w14:textFill>
+            <w14:solidFill>
+              <w14:srgbClr w14:val="666666"/>
+            </w14:solidFill>
+          </w14:textFill>
+        </w:rPr>
+      </w:r>
+      <w:r>
+        <w:rPr>
+          <w:outline w:val="0"/>
+          <w:color w:val="666666"/>
+          <w:sz w:val="20"/>
+          <w:szCs w:val="20"/>
+          <w:u w:color="666666"/>
+          <w:rtl w:val="0"/>
+          <w14:textFill>
+            <w14:solidFill>
+              <w14:srgbClr w14:val="666666"/>
+            </w14:solidFill>
+          </w14:textFill>
+        </w:rPr>
+      </w:r>
+      <w:r>
+        <w:rPr>
+          <w:outline w:val="0"/>
+          <w:color w:val="666666"/>
+          <w:sz w:val="20"/>
+          <w:szCs w:val="20"/>
+          <w:u w:color="666666"/>
+          <w:rtl w:val="0"/>
+          <w14:textFill>
+            <w14:solidFill>
+              <w14:srgbClr w14:val="666666"/>
+            </w14:solidFill>
+          </w14:textFill>
+        </w:rPr>
+      </w:r>
+      <w:r>
+        <w:rPr>
+          <w:outline w:val="0"/>
+          <w:color w:val="666666"/>
+          <w:sz w:val="20"/>
+          <w:szCs w:val="20"/>
+          <w:u w:color="666666"/>
+          <w14:textFill>
+            <w14:solidFill>
+              <w14:srgbClr w14:val="666666"/>
+            </w14:solidFill>
+          </w14:textFill>
+        </w:rPr>
+      </w:r>
+    </w:p>
+    <w:p>
+      <w:pPr>
+        <w:pStyle w:val="Рубрика 2"/>
+      </w:pPr>
+      <w:r>
+        <w:rPr>
+          <w:rtl w:val="0"/>
+          <w:lang w:val="nl-NL"/>
+        </w:rPr>
+        <w:t xml:space="preserve">H1: </w:t>
+      </w:r>
+      <w:r>
+        <w:rPr>
+          <w:rtl w:val="0"/>
+        </w:rPr>
+        <w:t>Работники по договору ГПХ</w:t>
+      </w:r>
+    </w:p>
+    <w:p>
+      <w:pPr>
+        <w:pStyle w:val="Рубрика 2"/>
+      </w:pPr>
+      <w:r>
+        <w:rPr>
+          <w:rtl w:val="0"/>
+          <w:lang w:val="ru-RU"/>
+        </w:rPr>
+        <w:t xml:space="preserve">Баннер </w:t>
+      </w:r>
+      <w:r>
+        <w:rPr>
+          <w:rtl w:val="0"/>
+          <w:lang w:val="it-IT"/>
+        </w:rPr>
+        <w:t>(hero)</w:t>
+      </w:r>
+    </w:p>
+    <w:p>
+      <w:pPr>
+        <w:pStyle w:val="Основной текст"/>
+      </w:pPr>
+      <w:r>
+        <w:rPr>
+          <w:rtl w:val="0"/>
+        </w:rPr>
+        <w:t xml:space="preserve">Подзаголовок под </w:t>
+      </w:r>
+      <w:r>
+        <w:rPr>
+          <w:rtl w:val="0"/>
+          <w:lang w:val="nl-NL"/>
+        </w:rPr>
+        <w:t xml:space="preserve">H1: </w:t>
+      </w:r>
+      <w:r>
+        <w:rPr>
+          <w:rtl w:val="0"/>
+          <w:lang w:val="ru-RU"/>
+        </w:rPr>
+        <w:t>Оформляем исполнителей по договорам гражданско</w:t>
+      </w:r>
+      <w:r>
+        <w:rPr>
+          <w:rtl w:val="0"/>
+        </w:rPr>
+        <w:t>-</w:t>
+      </w:r>
+      <w:r>
+        <w:rPr>
+          <w:rtl w:val="0"/>
+        </w:rPr>
+        <w:t>правового характера</w:t>
+      </w:r>
+      <w:r>
+        <w:rPr>
+          <w:rtl w:val="0"/>
         </w:rPr>
         <w:t xml:space="preserve">: </w:t>
       </w:r>
       <w:r>
         <w:rPr>
-          <w:outline w:val="0"/>
-          <w:color w:val="666666"/>
-          <w:sz w:val="20"/>
-          <w:szCs w:val="20"/>
-          <w:u w:color="666666"/>
-          <w:rtl w:val="0"/>
-          <w:lang w:val="ru-RU"/>
-          <w14:textFill>
-            <w14:solidFill>
-              <w14:srgbClr w14:val="666666"/>
-            </w14:solidFill>
-          </w14:textFill>
+          <w:rtl w:val="0"/>
+          <w:lang w:val="ru-RU"/>
         </w:rPr>
         <w:t>договоры</w:t>
       </w:r>
       <w:r>
         <w:rPr>
-          <w:outline w:val="0"/>
-          <w:color w:val="666666"/>
-          <w:sz w:val="20"/>
-          <w:szCs w:val="20"/>
-          <w:u w:color="666666"/>
-          <w:rtl w:val="0"/>
-          <w14:textFill>
-            <w14:solidFill>
-              <w14:srgbClr w14:val="666666"/>
-            </w14:solidFill>
-          </w14:textFill>
+          <w:rtl w:val="0"/>
         </w:rPr>
         <w:t xml:space="preserve">, </w:t>
       </w:r>
       <w:r>
         <w:rPr>
-          <w:outline w:val="0"/>
-          <w:color w:val="666666"/>
-          <w:sz w:val="20"/>
-          <w:szCs w:val="20"/>
-          <w:u w:color="666666"/>
-          <w:rtl w:val="0"/>
-          <w:lang w:val="ru-RU"/>
-          <w14:textFill>
-            <w14:solidFill>
-              <w14:srgbClr w14:val="666666"/>
-            </w14:solidFill>
-          </w14:textFill>
-        </w:rPr>
-        <w:t>выплаты</w:t>
-      </w:r>
-      <w:r>
-        <w:rPr>
-          <w:outline w:val="0"/>
-          <w:color w:val="666666"/>
-          <w:sz w:val="20"/>
-          <w:szCs w:val="20"/>
-          <w:u w:color="666666"/>
-          <w:rtl w:val="0"/>
-          <w14:textFill>
-            <w14:solidFill>
-              <w14:srgbClr w14:val="666666"/>
-            </w14:solidFill>
-          </w14:textFill>
-        </w:rPr>
-        <w:t xml:space="preserve">, </w:t>
-      </w:r>
-      <w:r>
-        <w:rPr>
-          <w:outline w:val="0"/>
-          <w:color w:val="666666"/>
-          <w:sz w:val="20"/>
-          <w:szCs w:val="20"/>
-          <w:u w:color="666666"/>
-          <w:rtl w:val="0"/>
-          <w:lang w:val="ru-RU"/>
-          <w14:textFill>
-            <w14:solidFill>
-              <w14:srgbClr w14:val="666666"/>
-            </w14:solidFill>
-          </w14:textFill>
-        </w:rPr>
-        <w:t>отчётность — на нас</w:t>
-      </w:r>
-      <w:r>
-        <w:rPr>
-          <w:outline w:val="0"/>
-          <w:color w:val="666666"/>
-          <w:sz w:val="20"/>
-          <w:szCs w:val="20"/>
-          <w:u w:color="666666"/>
-          <w:rtl w:val="0"/>
-          <w14:textFill>
-            <w14:solidFill>
-              <w14:srgbClr w14:val="666666"/>
-            </w14:solidFill>
-          </w14:textFill>
+          <w:rtl w:val="0"/>
+          <w:lang w:val="ru-RU"/>
+        </w:rPr>
+        <w:t>выплаты и отчётность — на нашей стороне</w:t>
+      </w:r>
+      <w:r>
+        <w:rPr>
+          <w:rtl w:val="0"/>
         </w:rPr>
         <w:t xml:space="preserve">. </w:t>
       </w:r>
       <w:r>
         <w:rPr>
-          <w:outline w:val="0"/>
-          <w:color w:val="666666"/>
-          <w:sz w:val="20"/>
-          <w:szCs w:val="20"/>
-          <w:u w:color="666666"/>
-          <w:rtl w:val="0"/>
-          <w:lang w:val="ru-RU"/>
-          <w14:textFill>
-            <w14:solidFill>
-              <w14:srgbClr w14:val="666666"/>
-            </w14:solidFill>
-          </w14:textFill>
-        </w:rPr>
-        <w:t>Легально и прозрачно</w:t>
-      </w:r>
-      <w:r>
-        <w:rPr>
-          <w:outline w:val="0"/>
-          <w:color w:val="666666"/>
-          <w:sz w:val="20"/>
-          <w:szCs w:val="20"/>
-          <w:u w:color="666666"/>
-          <w:rtl w:val="0"/>
-          <w14:textFill>
-            <w14:solidFill>
-              <w14:srgbClr w14:val="666666"/>
-            </w14:solidFill>
-          </w14:textFill>
-        </w:rPr>
-        <w:t xml:space="preserve">. </w:t>
-      </w:r>
-      <w:r>
-        <w:rPr>
-          <w:outline w:val="0"/>
-          <w:color w:val="666666"/>
-          <w:sz w:val="20"/>
-          <w:szCs w:val="20"/>
-          <w:u w:color="666666"/>
-          <w:rtl w:val="0"/>
-          <w:lang w:val="ru-RU"/>
-          <w14:textFill>
-            <w14:solidFill>
-              <w14:srgbClr w14:val="666666"/>
-            </w14:solidFill>
-          </w14:textFill>
-        </w:rPr>
-        <w:t xml:space="preserve">Расчёт за </w:t>
-      </w:r>
-      <w:r>
-        <w:rPr>
-          <w:outline w:val="0"/>
-          <w:color w:val="666666"/>
-          <w:sz w:val="20"/>
-          <w:szCs w:val="20"/>
-          <w:u w:color="666666"/>
-          <w:rtl w:val="0"/>
-          <w14:textFill>
-            <w14:solidFill>
-              <w14:srgbClr w14:val="666666"/>
-            </w14:solidFill>
-          </w14:textFill>
-        </w:rPr>
-        <w:t xml:space="preserve">4 </w:t>
-      </w:r>
-      <w:r>
-        <w:rPr>
-          <w:outline w:val="0"/>
-          <w:color w:val="666666"/>
-          <w:sz w:val="20"/>
-          <w:szCs w:val="20"/>
-          <w:u w:color="666666"/>
-          <w:rtl w:val="0"/>
-          <w14:textFill>
-            <w14:solidFill>
-              <w14:srgbClr w14:val="666666"/>
-            </w14:solidFill>
-          </w14:textFill>
-        </w:rPr>
-        <w:t>часа</w:t>
-      </w:r>
-      <w:r>
-        <w:rPr>
-          <w:outline w:val="0"/>
-          <w:color w:val="666666"/>
-          <w:sz w:val="20"/>
-          <w:szCs w:val="20"/>
-          <w:u w:color="666666"/>
-          <w:rtl w:val="0"/>
-          <w14:textFill>
-            <w14:solidFill>
-              <w14:srgbClr w14:val="666666"/>
-            </w14:solidFill>
-          </w14:textFill>
+          <w:rtl w:val="0"/>
+          <w:lang w:val="ru-RU"/>
+        </w:rPr>
+        <w:t>Подходит для проектных и разовых работ</w:t>
+      </w:r>
+      <w:r>
+        <w:rPr>
+          <w:rtl w:val="0"/>
         </w:rPr>
         <w:t>.</w:t>
       </w:r>
-      <w:r>
-        <w:rPr>
-          <w:outline w:val="0"/>
-          <w:color w:val="666666"/>
-          <w:sz w:val="20"/>
-          <w:szCs w:val="20"/>
-          <w:u w:color="666666"/>
-          <w14:textFill>
-            <w14:solidFill>
-              <w14:srgbClr w14:val="666666"/>
-            </w14:solidFill>
-          </w14:textFill>
-        </w:rPr>
-        <w:br w:type="textWrapping"/>
-      </w:r>
-    </w:p>
-    <w:p>
-      <w:pPr>
-        <w:pStyle w:val="Рубрика 2"/>
-      </w:pPr>
-      <w:r>
-        <w:rPr>
-          <w:rtl w:val="0"/>
-          <w:lang w:val="nl-NL"/>
-        </w:rPr>
-        <w:t xml:space="preserve">H1: </w:t>
-      </w:r>
-      <w:r>
-        <w:rPr>
-          <w:rtl w:val="0"/>
-        </w:rPr>
-        <w:t>Работники по договору ГПХ</w:t>
-      </w:r>
-    </w:p>
-    <w:p>
-      <w:pPr>
-        <w:pStyle w:val="Рубрика 2"/>
-      </w:pPr>
-      <w:r>
-        <w:rPr>
-          <w:rtl w:val="0"/>
-          <w:lang w:val="ru-RU"/>
-        </w:rPr>
-        <w:t xml:space="preserve">Баннер </w:t>
-      </w:r>
-      <w:r>
-        <w:rPr>
-          <w:rtl w:val="0"/>
-          <w:lang w:val="it-IT"/>
-        </w:rPr>
-        <w:t>(hero)</w:t>
-      </w:r>
     </w:p>
     <w:p>
       <w:pPr>
@@ -5347,186 +5330,93 @@
       </w:pPr>
       <w:r>
         <w:rPr>
-          <w:rtl w:val="0"/>
-        </w:rPr>
-        <w:t xml:space="preserve">Подзаголовок под </w:t>
-      </w:r>
-      <w:r>
-        <w:rPr>
-          <w:rtl w:val="0"/>
-          <w:lang w:val="nl-NL"/>
-        </w:rPr>
-        <w:t xml:space="preserve">H1: </w:t>
-      </w:r>
-      <w:r>
-        <w:rPr>
-          <w:rtl w:val="0"/>
-          <w:lang w:val="ru-RU"/>
-        </w:rPr>
-        <w:t>Оформляем исполнителей по договорам гражданско</w:t>
-      </w:r>
-      <w:r>
-        <w:rPr>
-          <w:rtl w:val="0"/>
-        </w:rPr>
-        <w:t>-</w:t>
-      </w:r>
-      <w:r>
-        <w:rPr>
-          <w:rtl w:val="0"/>
-        </w:rPr>
-        <w:t>правового характера</w:t>
-      </w:r>
-      <w:r>
-        <w:rPr>
-          <w:rtl w:val="0"/>
-        </w:rPr>
-        <w:t xml:space="preserve">: </w:t>
-      </w:r>
-      <w:r>
-        <w:rPr>
-          <w:rtl w:val="0"/>
-          <w:lang w:val="ru-RU"/>
-        </w:rPr>
-        <w:t>договоры</w:t>
-      </w:r>
-      <w:r>
-        <w:rPr>
-          <w:rtl w:val="0"/>
-        </w:rPr>
-        <w:t xml:space="preserve">, </w:t>
-      </w:r>
-      <w:r>
-        <w:rPr>
-          <w:rtl w:val="0"/>
-          <w:lang w:val="ru-RU"/>
-        </w:rPr>
-        <w:t>выплаты и отчётность — на нашей стороне</w:t>
-      </w:r>
-      <w:r>
-        <w:rPr>
-          <w:rtl w:val="0"/>
-        </w:rPr>
-        <w:t xml:space="preserve">. </w:t>
-      </w:r>
-      <w:r>
-        <w:rPr>
-          <w:rtl w:val="0"/>
-          <w:lang w:val="ru-RU"/>
-        </w:rPr>
-        <w:t>Подходит для проектных и разовых работ</w:t>
-      </w:r>
-      <w:r>
-        <w:rPr>
-          <w:rtl w:val="0"/>
-        </w:rPr>
-        <w:t>.</w:t>
-      </w:r>
-    </w:p>
-    <w:p>
-      <w:pPr>
-        <w:pStyle w:val="Основной текст"/>
-      </w:pPr>
-      <w:r>
-        <w:rPr>
-          <w:b w:val="1"/>
-          <w:bCs w:val="1"/>
-          <w:rtl w:val="0"/>
-        </w:rPr>
-        <w:t>Кнопки на баннере</w:t>
-      </w:r>
-      <w:r>
-        <w:rPr>
-          <w:b w:val="1"/>
-          <w:bCs w:val="1"/>
-          <w:rtl w:val="0"/>
-        </w:rPr>
-        <w:t xml:space="preserve">: </w:t>
-      </w:r>
-      <w:r>
-        <w:rPr>
-          <w:b w:val="1"/>
-          <w:bCs w:val="1"/>
-          <w:rtl w:val="0"/>
-          <w:lang w:val="ru-RU"/>
-        </w:rPr>
-        <w:t xml:space="preserve">«Получить расчёт за </w:t>
-      </w:r>
-      <w:r>
-        <w:rPr>
-          <w:b w:val="1"/>
-          <w:bCs w:val="1"/>
-          <w:rtl w:val="0"/>
-        </w:rPr>
-        <w:t xml:space="preserve">4 </w:t>
-      </w:r>
-      <w:r>
-        <w:rPr>
-          <w:b w:val="1"/>
-          <w:bCs w:val="1"/>
-          <w:rtl w:val="0"/>
-          <w:lang w:val="ru-RU"/>
-        </w:rPr>
-        <w:t xml:space="preserve">часа» </w:t>
-      </w:r>
-      <w:r>
-        <w:rPr>
-          <w:b w:val="1"/>
-          <w:bCs w:val="1"/>
-          <w:rtl w:val="0"/>
-        </w:rPr>
-        <w:t>(</w:t>
-      </w:r>
-      <w:r>
-        <w:rPr>
-          <w:b w:val="1"/>
-          <w:bCs w:val="1"/>
-          <w:rtl w:val="0"/>
-          <w:lang w:val="ru-RU"/>
-        </w:rPr>
-        <w:t>основная</w:t>
-      </w:r>
-      <w:r>
-        <w:rPr>
-          <w:b w:val="1"/>
-          <w:bCs w:val="1"/>
-          <w:rtl w:val="0"/>
-        </w:rPr>
-        <w:t xml:space="preserve">) / </w:t>
-      </w:r>
-      <w:r>
-        <w:rPr>
-          <w:b w:val="1"/>
-          <w:bCs w:val="1"/>
-          <w:rtl w:val="0"/>
-          <w:lang w:val="ru-RU"/>
-        </w:rPr>
-        <w:t xml:space="preserve">«Оставить заявку» </w:t>
-      </w:r>
-      <w:r>
-        <w:rPr>
-          <w:b w:val="1"/>
-          <w:bCs w:val="1"/>
-          <w:rtl w:val="0"/>
-        </w:rPr>
-        <w:t>(</w:t>
-      </w:r>
-      <w:r>
-        <w:rPr>
-          <w:b w:val="1"/>
-          <w:bCs w:val="1"/>
-          <w:rtl w:val="0"/>
-          <w:lang w:val="ru-RU"/>
-        </w:rPr>
-        <w:t>вторичная</w:t>
-      </w:r>
-      <w:r>
-        <w:rPr>
-          <w:b w:val="1"/>
-          <w:bCs w:val="1"/>
-          <w:rtl w:val="0"/>
-        </w:rPr>
-        <w:t>)</w:t>
+          <w:b w:val="1"/>
+          <w:bCs w:val="1"/>
+          <w:rtl w:val="0"/>
+        </w:rPr>
+        <w:t>Кнопки на баннере: «Получить расчёт» (основная) / «Оставить заявку» (вторичная)</w:t>
+      </w:r>
+      <w:r>
+        <w:rPr>
+          <w:b w:val="1"/>
+          <w:bCs w:val="1"/>
+          <w:rtl w:val="0"/>
+        </w:rPr>
+      </w:r>
+      <w:r>
+        <w:rPr>
+          <w:b w:val="1"/>
+          <w:bCs w:val="1"/>
+          <w:rtl w:val="0"/>
+          <w:lang w:val="ru-RU"/>
+        </w:rPr>
+      </w:r>
+      <w:r>
+        <w:rPr>
+          <w:b w:val="1"/>
+          <w:bCs w:val="1"/>
+          <w:rtl w:val="0"/>
+        </w:rPr>
+      </w:r>
+      <w:r>
+        <w:rPr>
+          <w:b w:val="1"/>
+          <w:bCs w:val="1"/>
+          <w:rtl w:val="0"/>
+          <w:lang w:val="ru-RU"/>
+        </w:rPr>
+      </w:r>
+      <w:r>
+        <w:rPr>
+          <w:b w:val="1"/>
+          <w:bCs w:val="1"/>
+          <w:rtl w:val="0"/>
+        </w:rPr>
+      </w:r>
+      <w:r>
+        <w:rPr>
+          <w:b w:val="1"/>
+          <w:bCs w:val="1"/>
+          <w:rtl w:val="0"/>
+          <w:lang w:val="ru-RU"/>
+        </w:rPr>
+      </w:r>
+      <w:r>
+        <w:rPr>
+          <w:b w:val="1"/>
+          <w:bCs w:val="1"/>
+          <w:rtl w:val="0"/>
+        </w:rPr>
+      </w:r>
+      <w:r>
+        <w:rPr>
+          <w:b w:val="1"/>
+          <w:bCs w:val="1"/>
+          <w:rtl w:val="0"/>
+          <w:lang w:val="ru-RU"/>
+        </w:rPr>
+      </w:r>
+      <w:r>
+        <w:rPr>
+          <w:b w:val="1"/>
+          <w:bCs w:val="1"/>
+          <w:rtl w:val="0"/>
+        </w:rPr>
+      </w:r>
+      <w:r>
+        <w:rPr>
+          <w:b w:val="1"/>
+          <w:bCs w:val="1"/>
+          <w:rtl w:val="0"/>
+          <w:lang w:val="ru-RU"/>
+        </w:rPr>
+      </w:r>
+      <w:r>
+        <w:rPr>
+          <w:b w:val="1"/>
+          <w:bCs w:val="1"/>
+          <w:rtl w:val="0"/>
+        </w:rPr>
       </w:r>
     </w:p>
     <w:p>
@@ -5729,66 +5619,59 @@
           <w:bCs w:val="1"/>
           <w:rtl w:val="0"/>
         </w:rPr>
-        <w:t>CTA-</w:t>
-      </w:r>
-      <w:r>
-        <w:rPr>
-          <w:b w:val="1"/>
-          <w:bCs w:val="1"/>
-          <w:rtl w:val="0"/>
-        </w:rPr>
-        <w:t>полоса</w:t>
-      </w:r>
-      <w:r>
-        <w:rPr>
-          <w:b w:val="1"/>
-          <w:bCs w:val="1"/>
-          <w:rtl w:val="0"/>
-        </w:rPr>
-        <w:t xml:space="preserve">: </w:t>
-      </w:r>
-      <w:r>
-        <w:rPr>
-          <w:b w:val="1"/>
-          <w:bCs w:val="1"/>
-          <w:rtl w:val="0"/>
-          <w:lang w:val="ru-RU"/>
-        </w:rPr>
-        <w:t xml:space="preserve">«Опишите задачу — предложим модель оформления и расчёт» </w:t>
-      </w:r>
-      <w:r>
-        <w:rPr>
-          <w:b w:val="1"/>
-          <w:bCs w:val="1"/>
-          <w:rtl w:val="0"/>
-        </w:rPr>
-        <w:t xml:space="preserve">+ </w:t>
-      </w:r>
-      <w:r>
-        <w:rPr>
-          <w:b w:val="1"/>
-          <w:bCs w:val="1"/>
-          <w:rtl w:val="0"/>
-          <w:lang w:val="ru-RU"/>
-        </w:rPr>
-        <w:t xml:space="preserve">кнопка «Получить расчёт за </w:t>
-      </w:r>
-      <w:r>
-        <w:rPr>
-          <w:b w:val="1"/>
-          <w:bCs w:val="1"/>
-          <w:rtl w:val="0"/>
-        </w:rPr>
-        <w:t xml:space="preserve">4 </w:t>
-      </w:r>
-      <w:r>
-        <w:rPr>
-          <w:b w:val="1"/>
-          <w:bCs w:val="1"/>
-          <w:rtl w:val="0"/>
-          <w:lang w:val="ru-RU"/>
-        </w:rPr>
-        <w:t>часа»</w:t>
+        <w:t>CTA-полоса: «Опишите задачу — предложим модель оформления и расчёт» + кнопка «Получить расчёт»</w:t>
+      </w:r>
+      <w:r>
+        <w:rPr>
+          <w:b w:val="1"/>
+          <w:bCs w:val="1"/>
+          <w:rtl w:val="0"/>
+        </w:rPr>
+      </w:r>
+      <w:r>
+        <w:rPr>
+          <w:b w:val="1"/>
+          <w:bCs w:val="1"/>
+          <w:rtl w:val="0"/>
+        </w:rPr>
+      </w:r>
+      <w:r>
+        <w:rPr>
+          <w:b w:val="1"/>
+          <w:bCs w:val="1"/>
+          <w:rtl w:val="0"/>
+          <w:lang w:val="ru-RU"/>
+        </w:rPr>
+      </w:r>
+      <w:r>
+        <w:rPr>
+          <w:b w:val="1"/>
+          <w:bCs w:val="1"/>
+          <w:rtl w:val="0"/>
+        </w:rPr>
+      </w:r>
+      <w:r>
+        <w:rPr>
+          <w:b w:val="1"/>
+          <w:bCs w:val="1"/>
+          <w:rtl w:val="0"/>
+          <w:lang w:val="ru-RU"/>
+        </w:rPr>
+      </w:r>
+      <w:r>
+        <w:rPr>
+          <w:b w:val="1"/>
+          <w:bCs w:val="1"/>
+          <w:rtl w:val="0"/>
+        </w:rPr>
+      </w:r>
+      <w:r>
+        <w:rPr>
+          <w:b w:val="1"/>
+          <w:bCs w:val="1"/>
+          <w:rtl w:val="0"/>
+          <w:lang w:val="ru-RU"/>
+        </w:rPr>
       </w:r>
     </w:p>
     <w:p>
@@ -6212,25 +6095,22 @@
           <w:rtl w:val="0"/>
           <w:lang w:val="ru-RU"/>
         </w:rPr>
-        <w:t xml:space="preserve">Оставьте заявку — рассчитаем стоимость и предложим модель под вашу задачу в течение </w:t>
-      </w:r>
-      <w:r>
-        <w:rPr>
-          <w:rtl w:val="0"/>
-        </w:rPr>
-        <w:t xml:space="preserve">4 </w:t>
-      </w:r>
-      <w:r>
-        <w:rPr>
-          <w:rtl w:val="0"/>
-        </w:rPr>
-        <w:t>часов</w:t>
-      </w:r>
-      <w:r>
-        <w:rPr>
-          <w:rtl w:val="0"/>
-        </w:rPr>
-        <w:t>.</w:t>
+        <w:t>Оставьте заявку — рассчитаем стоимость и предложим модель под вашу задачу.</w:t>
+      </w:r>
+      <w:r>
+        <w:rPr>
+          <w:rtl w:val="0"/>
+        </w:rPr>
+      </w:r>
+      <w:r>
+        <w:rPr>
+          <w:rtl w:val="0"/>
+        </w:rPr>
+      </w:r>
+      <w:r>
+        <w:rPr>
+          <w:rtl w:val="0"/>
+        </w:rPr>
       </w:r>
     </w:p>
     <w:p>
@@ -6519,38 +6399,40 @@
             </w14:solidFill>
           </w14:textFill>
         </w:rPr>
-        <w:t xml:space="preserve">URL: </w:t>
-      </w:r>
-      <w:r>
-        <w:rPr>
-          <w:outline w:val="0"/>
-          <w:color w:val="666666"/>
-          <w:sz w:val="20"/>
-          <w:szCs w:val="20"/>
-          <w:u w:color="666666"/>
-          <w:rtl w:val="0"/>
-          <w14:textFill>
-            <w14:solidFill>
-              <w14:srgbClr w14:val="666666"/>
-            </w14:solidFill>
-          </w14:textFill>
-        </w:rPr>
-        <w:t>/uslugi/autstaffing/inostrannyy-personal/</w:t>
-      </w:r>
-      <w:r>
-        <w:rPr>
-          <w:outline w:val="0"/>
-          <w:color w:val="666666"/>
-          <w:sz w:val="20"/>
-          <w:szCs w:val="20"/>
-          <w:u w:color="666666"/>
-          <w14:textFill>
-            <w14:solidFill>
-              <w14:srgbClr w14:val="666666"/>
-            </w14:solidFill>
-          </w14:textFill>
-        </w:rPr>
-        <w:br w:type="textWrapping"/>
+        <w:t>URL: /uslugi/autstaffing/inostrannyy-personal/</w:t>
+        <w:br/>
+        <w:t>Title: Оформление иностранного персонала и миграционное сопровождение | РМ Групп</w:t>
+        <w:br/>
+        <w:t>Description: Легальное оформление иностранных сотрудников: патенты, уведомления, миграционный учёт — на нас.</w:t>
+      </w:r>
+      <w:r>
+        <w:rPr>
+          <w:outline w:val="0"/>
+          <w:color w:val="666666"/>
+          <w:sz w:val="20"/>
+          <w:szCs w:val="20"/>
+          <w:u w:color="666666"/>
+          <w:rtl w:val="0"/>
+          <w14:textFill>
+            <w14:solidFill>
+              <w14:srgbClr w14:val="666666"/>
+            </w14:solidFill>
+          </w14:textFill>
+        </w:rPr>
+      </w:r>
+      <w:r>
+        <w:rPr>
+          <w:outline w:val="0"/>
+          <w:color w:val="666666"/>
+          <w:sz w:val="20"/>
+          <w:szCs w:val="20"/>
+          <w:u w:color="666666"/>
+          <w14:textFill>
+            <w14:solidFill>
+              <w14:srgbClr w14:val="666666"/>
+            </w14:solidFill>
+          </w14:textFill>
+        </w:rPr>
       </w:r>
       <w:r>
         <w:rPr>
@@ -6569,327 +6451,402 @@
             </w14:solidFill>
           </w14:textFill>
         </w:rPr>
-        <w:t xml:space="preserve">Title: </w:t>
-      </w:r>
-      <w:r>
-        <w:rPr>
-          <w:outline w:val="0"/>
-          <w:color w:val="666666"/>
-          <w:sz w:val="20"/>
-          <w:szCs w:val="20"/>
-          <w:u w:color="666666"/>
-          <w:rtl w:val="0"/>
-          <w:lang w:val="ru-RU"/>
-          <w14:textFill>
-            <w14:solidFill>
-              <w14:srgbClr w14:val="666666"/>
-            </w14:solidFill>
-          </w14:textFill>
-        </w:rPr>
-        <w:t xml:space="preserve">Оформление иностранного персонала и миграционное сопровождение </w:t>
-      </w:r>
-      <w:r>
-        <w:rPr>
-          <w:outline w:val="0"/>
-          <w:color w:val="666666"/>
-          <w:sz w:val="20"/>
-          <w:szCs w:val="20"/>
-          <w:u w:color="666666"/>
-          <w:rtl w:val="0"/>
-          <w14:textFill>
-            <w14:solidFill>
-              <w14:srgbClr w14:val="666666"/>
-            </w14:solidFill>
-          </w14:textFill>
-        </w:rPr>
-        <w:t xml:space="preserve">| </w:t>
-      </w:r>
-      <w:r>
-        <w:rPr>
-          <w:outline w:val="0"/>
-          <w:color w:val="666666"/>
-          <w:sz w:val="20"/>
-          <w:szCs w:val="20"/>
-          <w:u w:color="666666"/>
-          <w:rtl w:val="0"/>
-          <w:lang w:val="ru-RU"/>
-          <w14:textFill>
-            <w14:solidFill>
-              <w14:srgbClr w14:val="666666"/>
-            </w14:solidFill>
-          </w14:textFill>
-        </w:rPr>
-        <w:t>РМ Групп</w:t>
-        <w:br w:type="textWrapping"/>
-      </w:r>
-      <w:r>
-        <w:rPr>
-          <w:b w:val="1"/>
-          <w:bCs w:val="1"/>
-          <w:outline w:val="0"/>
-          <w:color w:val="666666"/>
-          <w:sz w:val="20"/>
-          <w:szCs w:val="20"/>
-          <w:u w:color="666666"/>
-          <w:rtl w:val="0"/>
-          <w:lang w:val="en-US"/>
-          <w14:textFill>
-            <w14:solidFill>
-              <w14:srgbClr w14:val="666666"/>
-            </w14:solidFill>
-          </w14:textFill>
-        </w:rPr>
-        <w:t xml:space="preserve">Description: </w:t>
-      </w:r>
-      <w:r>
-        <w:rPr>
-          <w:outline w:val="0"/>
-          <w:color w:val="666666"/>
-          <w:sz w:val="20"/>
-          <w:szCs w:val="20"/>
-          <w:u w:color="666666"/>
-          <w:rtl w:val="0"/>
-          <w:lang w:val="ru-RU"/>
-          <w14:textFill>
-            <w14:solidFill>
-              <w14:srgbClr w14:val="666666"/>
-            </w14:solidFill>
-          </w14:textFill>
-        </w:rPr>
-        <w:t>Легальное оформление иностранных сотрудников</w:t>
-      </w:r>
-      <w:r>
-        <w:rPr>
-          <w:outline w:val="0"/>
-          <w:color w:val="666666"/>
-          <w:sz w:val="20"/>
-          <w:szCs w:val="20"/>
-          <w:u w:color="666666"/>
-          <w:rtl w:val="0"/>
-          <w14:textFill>
-            <w14:solidFill>
-              <w14:srgbClr w14:val="666666"/>
-            </w14:solidFill>
-          </w14:textFill>
+      </w:r>
+      <w:r>
+        <w:rPr>
+          <w:outline w:val="0"/>
+          <w:color w:val="666666"/>
+          <w:sz w:val="20"/>
+          <w:szCs w:val="20"/>
+          <w:u w:color="666666"/>
+          <w:rtl w:val="0"/>
+          <w:lang w:val="ru-RU"/>
+          <w14:textFill>
+            <w14:solidFill>
+              <w14:srgbClr w14:val="666666"/>
+            </w14:solidFill>
+          </w14:textFill>
+        </w:rPr>
+      </w:r>
+      <w:r>
+        <w:rPr>
+          <w:outline w:val="0"/>
+          <w:color w:val="666666"/>
+          <w:sz w:val="20"/>
+          <w:szCs w:val="20"/>
+          <w:u w:color="666666"/>
+          <w:rtl w:val="0"/>
+          <w14:textFill>
+            <w14:solidFill>
+              <w14:srgbClr w14:val="666666"/>
+            </w14:solidFill>
+          </w14:textFill>
+        </w:rPr>
+      </w:r>
+      <w:r>
+        <w:rPr>
+          <w:outline w:val="0"/>
+          <w:color w:val="666666"/>
+          <w:sz w:val="20"/>
+          <w:szCs w:val="20"/>
+          <w:u w:color="666666"/>
+          <w:rtl w:val="0"/>
+          <w:lang w:val="ru-RU"/>
+          <w14:textFill>
+            <w14:solidFill>
+              <w14:srgbClr w14:val="666666"/>
+            </w14:solidFill>
+          </w14:textFill>
+        </w:rPr>
+      </w:r>
+      <w:r>
+        <w:rPr>
+          <w:b w:val="1"/>
+          <w:bCs w:val="1"/>
+          <w:outline w:val="0"/>
+          <w:color w:val="666666"/>
+          <w:sz w:val="20"/>
+          <w:szCs w:val="20"/>
+          <w:u w:color="666666"/>
+          <w:rtl w:val="0"/>
+          <w:lang w:val="en-US"/>
+          <w14:textFill>
+            <w14:solidFill>
+              <w14:srgbClr w14:val="666666"/>
+            </w14:solidFill>
+          </w14:textFill>
+        </w:rPr>
+      </w:r>
+      <w:r>
+        <w:rPr>
+          <w:outline w:val="0"/>
+          <w:color w:val="666666"/>
+          <w:sz w:val="20"/>
+          <w:szCs w:val="20"/>
+          <w:u w:color="666666"/>
+          <w:rtl w:val="0"/>
+          <w:lang w:val="ru-RU"/>
+          <w14:textFill>
+            <w14:solidFill>
+              <w14:srgbClr w14:val="666666"/>
+            </w14:solidFill>
+          </w14:textFill>
+        </w:rPr>
+      </w:r>
+      <w:r>
+        <w:rPr>
+          <w:outline w:val="0"/>
+          <w:color w:val="666666"/>
+          <w:sz w:val="20"/>
+          <w:szCs w:val="20"/>
+          <w:u w:color="666666"/>
+          <w:rtl w:val="0"/>
+          <w14:textFill>
+            <w14:solidFill>
+              <w14:srgbClr w14:val="666666"/>
+            </w14:solidFill>
+          </w14:textFill>
+        </w:rPr>
+      </w:r>
+      <w:r>
+        <w:rPr>
+          <w:outline w:val="0"/>
+          <w:color w:val="666666"/>
+          <w:sz w:val="20"/>
+          <w:szCs w:val="20"/>
+          <w:u w:color="666666"/>
+          <w:rtl w:val="0"/>
+          <w:lang w:val="ru-RU"/>
+          <w14:textFill>
+            <w14:solidFill>
+              <w14:srgbClr w14:val="666666"/>
+            </w14:solidFill>
+          </w14:textFill>
+        </w:rPr>
+      </w:r>
+      <w:r>
+        <w:rPr>
+          <w:outline w:val="0"/>
+          <w:color w:val="666666"/>
+          <w:sz w:val="20"/>
+          <w:szCs w:val="20"/>
+          <w:u w:color="666666"/>
+          <w:rtl w:val="0"/>
+          <w14:textFill>
+            <w14:solidFill>
+              <w14:srgbClr w14:val="666666"/>
+            </w14:solidFill>
+          </w14:textFill>
+        </w:rPr>
+      </w:r>
+      <w:r>
+        <w:rPr>
+          <w:outline w:val="0"/>
+          <w:color w:val="666666"/>
+          <w:sz w:val="20"/>
+          <w:szCs w:val="20"/>
+          <w:u w:color="666666"/>
+          <w:rtl w:val="0"/>
+          <w14:textFill>
+            <w14:solidFill>
+              <w14:srgbClr w14:val="666666"/>
+            </w14:solidFill>
+          </w14:textFill>
+        </w:rPr>
+      </w:r>
+      <w:r>
+        <w:rPr>
+          <w:outline w:val="0"/>
+          <w:color w:val="666666"/>
+          <w:sz w:val="20"/>
+          <w:szCs w:val="20"/>
+          <w:u w:color="666666"/>
+          <w:rtl w:val="0"/>
+          <w14:textFill>
+            <w14:solidFill>
+              <w14:srgbClr w14:val="666666"/>
+            </w14:solidFill>
+          </w14:textFill>
+        </w:rPr>
+      </w:r>
+      <w:r>
+        <w:rPr>
+          <w:outline w:val="0"/>
+          <w:color w:val="666666"/>
+          <w:sz w:val="20"/>
+          <w:szCs w:val="20"/>
+          <w:u w:color="666666"/>
+          <w:rtl w:val="0"/>
+          <w:lang w:val="ru-RU"/>
+          <w14:textFill>
+            <w14:solidFill>
+              <w14:srgbClr w14:val="666666"/>
+            </w14:solidFill>
+          </w14:textFill>
+        </w:rPr>
+      </w:r>
+      <w:r>
+        <w:rPr>
+          <w:outline w:val="0"/>
+          <w:color w:val="666666"/>
+          <w:sz w:val="20"/>
+          <w:szCs w:val="20"/>
+          <w:u w:color="666666"/>
+          <w:rtl w:val="0"/>
+          <w14:textFill>
+            <w14:solidFill>
+              <w14:srgbClr w14:val="666666"/>
+            </w14:solidFill>
+          </w14:textFill>
+        </w:rPr>
+      </w:r>
+      <w:r>
+        <w:rPr>
+          <w:outline w:val="0"/>
+          <w:color w:val="666666"/>
+          <w:sz w:val="20"/>
+          <w:szCs w:val="20"/>
+          <w:u w:color="666666"/>
+          <w:rtl w:val="0"/>
+          <w:lang w:val="ru-RU"/>
+          <w14:textFill>
+            <w14:solidFill>
+              <w14:srgbClr w14:val="666666"/>
+            </w14:solidFill>
+          </w14:textFill>
+        </w:rPr>
+      </w:r>
+      <w:r>
+        <w:rPr>
+          <w:outline w:val="0"/>
+          <w:color w:val="666666"/>
+          <w:sz w:val="20"/>
+          <w:szCs w:val="20"/>
+          <w:u w:color="666666"/>
+          <w:rtl w:val="0"/>
+          <w14:textFill>
+            <w14:solidFill>
+              <w14:srgbClr w14:val="666666"/>
+            </w14:solidFill>
+          </w14:textFill>
+        </w:rPr>
+      </w:r>
+      <w:r>
+        <w:rPr>
+          <w:outline w:val="0"/>
+          <w:color w:val="666666"/>
+          <w:sz w:val="20"/>
+          <w:szCs w:val="20"/>
+          <w:u w:color="666666"/>
+          <w:rtl w:val="0"/>
+          <w14:textFill>
+            <w14:solidFill>
+              <w14:srgbClr w14:val="666666"/>
+            </w14:solidFill>
+          </w14:textFill>
+        </w:rPr>
+      </w:r>
+      <w:r>
+        <w:rPr>
+          <w:outline w:val="0"/>
+          <w:color w:val="666666"/>
+          <w:sz w:val="20"/>
+          <w:szCs w:val="20"/>
+          <w:u w:color="666666"/>
+          <w:rtl w:val="0"/>
+          <w14:textFill>
+            <w14:solidFill>
+              <w14:srgbClr w14:val="666666"/>
+            </w14:solidFill>
+          </w14:textFill>
+        </w:rPr>
+      </w:r>
+      <w:r>
+        <w:rPr>
+          <w:outline w:val="0"/>
+          <w:color w:val="666666"/>
+          <w:sz w:val="20"/>
+          <w:szCs w:val="20"/>
+          <w:u w:color="666666"/>
+          <w14:textFill>
+            <w14:solidFill>
+              <w14:srgbClr w14:val="666666"/>
+            </w14:solidFill>
+          </w14:textFill>
+        </w:rPr>
+      </w:r>
+    </w:p>
+    <w:p>
+      <w:pPr>
+        <w:pStyle w:val="Рубрика 2"/>
+      </w:pPr>
+      <w:r>
+        <w:rPr>
+          <w:rtl w:val="0"/>
+          <w:lang w:val="nl-NL"/>
+        </w:rPr>
+        <w:t xml:space="preserve">H1: </w:t>
+      </w:r>
+      <w:r>
+        <w:rPr>
+          <w:rtl w:val="0"/>
+          <w:lang w:val="ru-RU"/>
+        </w:rPr>
+        <w:t>Иностранный персонал и миграционное сопровождение</w:t>
+      </w:r>
+    </w:p>
+    <w:p>
+      <w:pPr>
+        <w:pStyle w:val="Рубрика 2"/>
+      </w:pPr>
+      <w:r>
+        <w:rPr>
+          <w:rtl w:val="0"/>
+          <w:lang w:val="ru-RU"/>
+        </w:rPr>
+        <w:t xml:space="preserve">Баннер </w:t>
+      </w:r>
+      <w:r>
+        <w:rPr>
+          <w:rtl w:val="0"/>
+          <w:lang w:val="it-IT"/>
+        </w:rPr>
+        <w:t>(hero)</w:t>
+      </w:r>
+    </w:p>
+    <w:p>
+      <w:pPr>
+        <w:pStyle w:val="Основной текст"/>
+      </w:pPr>
+      <w:r>
+        <w:rPr>
+          <w:rtl w:val="0"/>
+        </w:rPr>
+        <w:t xml:space="preserve">Подзаголовок под </w:t>
+      </w:r>
+      <w:r>
+        <w:rPr>
+          <w:rtl w:val="0"/>
+          <w:lang w:val="nl-NL"/>
+        </w:rPr>
+        <w:t xml:space="preserve">H1: </w:t>
+      </w:r>
+      <w:r>
+        <w:rPr>
+          <w:rtl w:val="0"/>
+          <w:lang w:val="ru-RU"/>
+        </w:rPr>
+        <w:t>Берём на себя весь цикл работы с иностранными сотрудниками</w:t>
+      </w:r>
+      <w:r>
+        <w:rPr>
+          <w:rtl w:val="0"/>
         </w:rPr>
         <w:t xml:space="preserve">: </w:t>
       </w:r>
       <w:r>
         <w:rPr>
-          <w:outline w:val="0"/>
-          <w:color w:val="666666"/>
-          <w:sz w:val="20"/>
-          <w:szCs w:val="20"/>
-          <w:u w:color="666666"/>
-          <w:rtl w:val="0"/>
-          <w:lang w:val="ru-RU"/>
-          <w14:textFill>
-            <w14:solidFill>
-              <w14:srgbClr w14:val="666666"/>
-            </w14:solidFill>
-          </w14:textFill>
+          <w:rtl w:val="0"/>
+        </w:rPr>
+        <w:t>проверка документов</w:t>
+      </w:r>
+      <w:r>
+        <w:rPr>
+          <w:rtl w:val="0"/>
+        </w:rPr>
+        <w:t xml:space="preserve">, </w:t>
+      </w:r>
+      <w:r>
+        <w:rPr>
+          <w:rtl w:val="0"/>
+          <w:lang w:val="ru-RU"/>
         </w:rPr>
         <w:t>патенты</w:t>
       </w:r>
       <w:r>
         <w:rPr>
-          <w:outline w:val="0"/>
-          <w:color w:val="666666"/>
-          <w:sz w:val="20"/>
-          <w:szCs w:val="20"/>
-          <w:u w:color="666666"/>
-          <w:rtl w:val="0"/>
-          <w14:textFill>
-            <w14:solidFill>
-              <w14:srgbClr w14:val="666666"/>
-            </w14:solidFill>
-          </w14:textFill>
+          <w:rtl w:val="0"/>
         </w:rPr>
         <w:t xml:space="preserve">, </w:t>
       </w:r>
       <w:r>
         <w:rPr>
-          <w:outline w:val="0"/>
-          <w:color w:val="666666"/>
-          <w:sz w:val="20"/>
-          <w:szCs w:val="20"/>
-          <w:u w:color="666666"/>
-          <w:rtl w:val="0"/>
-          <w14:textFill>
-            <w14:solidFill>
-              <w14:srgbClr w14:val="666666"/>
-            </w14:solidFill>
-          </w14:textFill>
+          <w:rtl w:val="0"/>
         </w:rPr>
         <w:t>уведомления</w:t>
       </w:r>
       <w:r>
         <w:rPr>
-          <w:outline w:val="0"/>
-          <w:color w:val="666666"/>
-          <w:sz w:val="20"/>
-          <w:szCs w:val="20"/>
-          <w:u w:color="666666"/>
-          <w:rtl w:val="0"/>
-          <w14:textFill>
-            <w14:solidFill>
-              <w14:srgbClr w14:val="666666"/>
-            </w14:solidFill>
-          </w14:textFill>
+          <w:rtl w:val="0"/>
         </w:rPr>
         <w:t xml:space="preserve">, </w:t>
       </w:r>
       <w:r>
         <w:rPr>
-          <w:outline w:val="0"/>
-          <w:color w:val="666666"/>
-          <w:sz w:val="20"/>
-          <w:szCs w:val="20"/>
-          <w:u w:color="666666"/>
-          <w:rtl w:val="0"/>
-          <w:lang w:val="ru-RU"/>
-          <w14:textFill>
-            <w14:solidFill>
-              <w14:srgbClr w14:val="666666"/>
-            </w14:solidFill>
-          </w14:textFill>
-        </w:rPr>
-        <w:t>миграционный учёт — на нас</w:t>
-      </w:r>
-      <w:r>
-        <w:rPr>
-          <w:outline w:val="0"/>
-          <w:color w:val="666666"/>
-          <w:sz w:val="20"/>
-          <w:szCs w:val="20"/>
-          <w:u w:color="666666"/>
-          <w:rtl w:val="0"/>
-          <w14:textFill>
-            <w14:solidFill>
-              <w14:srgbClr w14:val="666666"/>
-            </w14:solidFill>
-          </w14:textFill>
+          <w:rtl w:val="0"/>
+          <w:lang w:val="ru-RU"/>
+        </w:rPr>
+        <w:t>миграционный учёт</w:t>
+      </w:r>
+      <w:r>
+        <w:rPr>
+          <w:rtl w:val="0"/>
         </w:rPr>
         <w:t xml:space="preserve">. </w:t>
       </w:r>
       <w:r>
         <w:rPr>
-          <w:outline w:val="0"/>
-          <w:color w:val="666666"/>
-          <w:sz w:val="20"/>
-          <w:szCs w:val="20"/>
-          <w:u w:color="666666"/>
-          <w:rtl w:val="0"/>
-          <w:lang w:val="ru-RU"/>
-          <w14:textFill>
-            <w14:solidFill>
-              <w14:srgbClr w14:val="666666"/>
-            </w14:solidFill>
-          </w14:textFill>
-        </w:rPr>
-        <w:t xml:space="preserve">Расчёт за </w:t>
-      </w:r>
-      <w:r>
-        <w:rPr>
-          <w:outline w:val="0"/>
-          <w:color w:val="666666"/>
-          <w:sz w:val="20"/>
-          <w:szCs w:val="20"/>
-          <w:u w:color="666666"/>
-          <w:rtl w:val="0"/>
-          <w14:textFill>
-            <w14:solidFill>
-              <w14:srgbClr w14:val="666666"/>
-            </w14:solidFill>
-          </w14:textFill>
-        </w:rPr>
-        <w:t xml:space="preserve">4 </w:t>
-      </w:r>
-      <w:r>
-        <w:rPr>
-          <w:outline w:val="0"/>
-          <w:color w:val="666666"/>
-          <w:sz w:val="20"/>
-          <w:szCs w:val="20"/>
-          <w:u w:color="666666"/>
-          <w:rtl w:val="0"/>
-          <w14:textFill>
-            <w14:solidFill>
-              <w14:srgbClr w14:val="666666"/>
-            </w14:solidFill>
-          </w14:textFill>
-        </w:rPr>
-        <w:t>часа</w:t>
-      </w:r>
-      <w:r>
-        <w:rPr>
-          <w:outline w:val="0"/>
-          <w:color w:val="666666"/>
-          <w:sz w:val="20"/>
-          <w:szCs w:val="20"/>
-          <w:u w:color="666666"/>
-          <w:rtl w:val="0"/>
-          <w14:textFill>
-            <w14:solidFill>
-              <w14:srgbClr w14:val="666666"/>
-            </w14:solidFill>
-          </w14:textFill>
+          <w:rtl w:val="0"/>
+          <w:lang w:val="ru-RU"/>
+        </w:rPr>
+        <w:t>Вы получаете легальный персонал и передаёте нам миграционные риски</w:t>
+      </w:r>
+      <w:r>
+        <w:rPr>
+          <w:rtl w:val="0"/>
         </w:rPr>
         <w:t>.</w:t>
       </w:r>
-      <w:r>
-        <w:rPr>
-          <w:outline w:val="0"/>
-          <w:color w:val="666666"/>
-          <w:sz w:val="20"/>
-          <w:szCs w:val="20"/>
-          <w:u w:color="666666"/>
-          <w14:textFill>
-            <w14:solidFill>
-              <w14:srgbClr w14:val="666666"/>
-            </w14:solidFill>
-          </w14:textFill>
-        </w:rPr>
-        <w:br w:type="textWrapping"/>
-      </w:r>
-    </w:p>
-    <w:p>
-      <w:pPr>
-        <w:pStyle w:val="Рубрика 2"/>
-      </w:pPr>
-      <w:r>
-        <w:rPr>
-          <w:rtl w:val="0"/>
-          <w:lang w:val="nl-NL"/>
-        </w:rPr>
-        <w:t xml:space="preserve">H1: </w:t>
-      </w:r>
-      <w:r>
-        <w:rPr>
-          <w:rtl w:val="0"/>
-          <w:lang w:val="ru-RU"/>
-        </w:rPr>
-        <w:t>Иностранный персонал и миграционное сопровождение</w:t>
-      </w:r>
-    </w:p>
-    <w:p>
-      <w:pPr>
-        <w:pStyle w:val="Рубрика 2"/>
-      </w:pPr>
-      <w:r>
-        <w:rPr>
-          <w:rtl w:val="0"/>
-          <w:lang w:val="ru-RU"/>
-        </w:rPr>
-        <w:t xml:space="preserve">Баннер </w:t>
-      </w:r>
-      <w:r>
-        <w:rPr>
-          <w:rtl w:val="0"/>
-          <w:lang w:val="it-IT"/>
-        </w:rPr>
-        <w:t>(hero)</w:t>
-      </w:r>
     </w:p>
     <w:p>
       <w:pPr>
@@ -6897,198 +6854,93 @@
       </w:pPr>
       <w:r>
         <w:rPr>
-          <w:rtl w:val="0"/>
-        </w:rPr>
-        <w:t xml:space="preserve">Подзаголовок под </w:t>
-      </w:r>
-      <w:r>
-        <w:rPr>
-          <w:rtl w:val="0"/>
-          <w:lang w:val="nl-NL"/>
-        </w:rPr>
-        <w:t xml:space="preserve">H1: </w:t>
-      </w:r>
-      <w:r>
-        <w:rPr>
-          <w:rtl w:val="0"/>
-          <w:lang w:val="ru-RU"/>
-        </w:rPr>
-        <w:t>Берём на себя весь цикл работы с иностранными сотрудниками</w:t>
-      </w:r>
-      <w:r>
-        <w:rPr>
-          <w:rtl w:val="0"/>
-        </w:rPr>
-        <w:t xml:space="preserve">: </w:t>
-      </w:r>
-      <w:r>
-        <w:rPr>
-          <w:rtl w:val="0"/>
-        </w:rPr>
-        <w:t>проверка документов</w:t>
-      </w:r>
-      <w:r>
-        <w:rPr>
-          <w:rtl w:val="0"/>
-        </w:rPr>
-        <w:t xml:space="preserve">, </w:t>
-      </w:r>
-      <w:r>
-        <w:rPr>
-          <w:rtl w:val="0"/>
-          <w:lang w:val="ru-RU"/>
-        </w:rPr>
-        <w:t>патенты</w:t>
-      </w:r>
-      <w:r>
-        <w:rPr>
-          <w:rtl w:val="0"/>
-        </w:rPr>
-        <w:t xml:space="preserve">, </w:t>
-      </w:r>
-      <w:r>
-        <w:rPr>
-          <w:rtl w:val="0"/>
-        </w:rPr>
-        <w:t>уведомления</w:t>
-      </w:r>
-      <w:r>
-        <w:rPr>
-          <w:rtl w:val="0"/>
-        </w:rPr>
-        <w:t xml:space="preserve">, </w:t>
-      </w:r>
-      <w:r>
-        <w:rPr>
-          <w:rtl w:val="0"/>
-          <w:lang w:val="ru-RU"/>
-        </w:rPr>
-        <w:t>миграционный учёт</w:t>
-      </w:r>
-      <w:r>
-        <w:rPr>
-          <w:rtl w:val="0"/>
-        </w:rPr>
-        <w:t xml:space="preserve">. </w:t>
-      </w:r>
-      <w:r>
-        <w:rPr>
-          <w:rtl w:val="0"/>
-          <w:lang w:val="ru-RU"/>
-        </w:rPr>
-        <w:t>Вы получаете легальный персонал и передаёте нам миграционные риски</w:t>
-      </w:r>
-      <w:r>
-        <w:rPr>
-          <w:rtl w:val="0"/>
-        </w:rPr>
-        <w:t>.</w:t>
-      </w:r>
-    </w:p>
-    <w:p>
-      <w:pPr>
-        <w:pStyle w:val="Основной текст"/>
-      </w:pPr>
-      <w:r>
-        <w:rPr>
-          <w:b w:val="1"/>
-          <w:bCs w:val="1"/>
-          <w:rtl w:val="0"/>
-        </w:rPr>
-        <w:t>Кнопки на баннере</w:t>
-      </w:r>
-      <w:r>
-        <w:rPr>
-          <w:b w:val="1"/>
-          <w:bCs w:val="1"/>
-          <w:rtl w:val="0"/>
-        </w:rPr>
-        <w:t xml:space="preserve">: </w:t>
-      </w:r>
-      <w:r>
-        <w:rPr>
-          <w:b w:val="1"/>
-          <w:bCs w:val="1"/>
-          <w:rtl w:val="0"/>
-          <w:lang w:val="ru-RU"/>
-        </w:rPr>
-        <w:t xml:space="preserve">«Получить расчёт за </w:t>
-      </w:r>
-      <w:r>
-        <w:rPr>
-          <w:b w:val="1"/>
-          <w:bCs w:val="1"/>
-          <w:rtl w:val="0"/>
-        </w:rPr>
-        <w:t xml:space="preserve">4 </w:t>
-      </w:r>
-      <w:r>
-        <w:rPr>
-          <w:b w:val="1"/>
-          <w:bCs w:val="1"/>
-          <w:rtl w:val="0"/>
-          <w:lang w:val="ru-RU"/>
-        </w:rPr>
-        <w:t xml:space="preserve">часа» </w:t>
-      </w:r>
-      <w:r>
-        <w:rPr>
-          <w:b w:val="1"/>
-          <w:bCs w:val="1"/>
-          <w:rtl w:val="0"/>
-        </w:rPr>
-        <w:t>(</w:t>
-      </w:r>
-      <w:r>
-        <w:rPr>
-          <w:b w:val="1"/>
-          <w:bCs w:val="1"/>
-          <w:rtl w:val="0"/>
-          <w:lang w:val="ru-RU"/>
-        </w:rPr>
-        <w:t>основная</w:t>
-      </w:r>
-      <w:r>
-        <w:rPr>
-          <w:b w:val="1"/>
-          <w:bCs w:val="1"/>
-          <w:rtl w:val="0"/>
-        </w:rPr>
-        <w:t xml:space="preserve">) / </w:t>
-      </w:r>
-      <w:r>
-        <w:rPr>
-          <w:b w:val="1"/>
-          <w:bCs w:val="1"/>
-          <w:rtl w:val="0"/>
-          <w:lang w:val="ru-RU"/>
-        </w:rPr>
-        <w:t xml:space="preserve">«Оставить заявку» </w:t>
-      </w:r>
-      <w:r>
-        <w:rPr>
-          <w:b w:val="1"/>
-          <w:bCs w:val="1"/>
-          <w:rtl w:val="0"/>
-        </w:rPr>
-        <w:t>(</w:t>
-      </w:r>
-      <w:r>
-        <w:rPr>
-          <w:b w:val="1"/>
-          <w:bCs w:val="1"/>
-          <w:rtl w:val="0"/>
-          <w:lang w:val="ru-RU"/>
-        </w:rPr>
-        <w:t>вторичная</w:t>
-      </w:r>
-      <w:r>
-        <w:rPr>
-          <w:b w:val="1"/>
-          <w:bCs w:val="1"/>
-          <w:rtl w:val="0"/>
-        </w:rPr>
-        <w:t>)</w:t>
+          <w:b w:val="1"/>
+          <w:bCs w:val="1"/>
+          <w:rtl w:val="0"/>
+        </w:rPr>
+        <w:t>Кнопки на баннере: «Получить расчёт» (основная) / «Оставить заявку» (вторичная)</w:t>
+      </w:r>
+      <w:r>
+        <w:rPr>
+          <w:b w:val="1"/>
+          <w:bCs w:val="1"/>
+          <w:rtl w:val="0"/>
+        </w:rPr>
+      </w:r>
+      <w:r>
+        <w:rPr>
+          <w:b w:val="1"/>
+          <w:bCs w:val="1"/>
+          <w:rtl w:val="0"/>
+          <w:lang w:val="ru-RU"/>
+        </w:rPr>
+      </w:r>
+      <w:r>
+        <w:rPr>
+          <w:b w:val="1"/>
+          <w:bCs w:val="1"/>
+          <w:rtl w:val="0"/>
+        </w:rPr>
+      </w:r>
+      <w:r>
+        <w:rPr>
+          <w:b w:val="1"/>
+          <w:bCs w:val="1"/>
+          <w:rtl w:val="0"/>
+          <w:lang w:val="ru-RU"/>
+        </w:rPr>
+      </w:r>
+      <w:r>
+        <w:rPr>
+          <w:b w:val="1"/>
+          <w:bCs w:val="1"/>
+          <w:rtl w:val="0"/>
+        </w:rPr>
+      </w:r>
+      <w:r>
+        <w:rPr>
+          <w:b w:val="1"/>
+          <w:bCs w:val="1"/>
+          <w:rtl w:val="0"/>
+          <w:lang w:val="ru-RU"/>
+        </w:rPr>
+      </w:r>
+      <w:r>
+        <w:rPr>
+          <w:b w:val="1"/>
+          <w:bCs w:val="1"/>
+          <w:rtl w:val="0"/>
+        </w:rPr>
+      </w:r>
+      <w:r>
+        <w:rPr>
+          <w:b w:val="1"/>
+          <w:bCs w:val="1"/>
+          <w:rtl w:val="0"/>
+          <w:lang w:val="ru-RU"/>
+        </w:rPr>
+      </w:r>
+      <w:r>
+        <w:rPr>
+          <w:b w:val="1"/>
+          <w:bCs w:val="1"/>
+          <w:rtl w:val="0"/>
+        </w:rPr>
+      </w:r>
+      <w:r>
+        <w:rPr>
+          <w:b w:val="1"/>
+          <w:bCs w:val="1"/>
+          <w:rtl w:val="0"/>
+          <w:lang w:val="ru-RU"/>
+        </w:rPr>
+      </w:r>
+      <w:r>
+        <w:rPr>
+          <w:b w:val="1"/>
+          <w:bCs w:val="1"/>
+          <w:rtl w:val="0"/>
+        </w:rPr>
       </w:r>
     </w:p>
     <w:p>
@@ -7317,66 +7169,59 @@
           <w:bCs w:val="1"/>
           <w:rtl w:val="0"/>
         </w:rPr>
-        <w:t>CTA-</w:t>
-      </w:r>
-      <w:r>
-        <w:rPr>
-          <w:b w:val="1"/>
-          <w:bCs w:val="1"/>
-          <w:rtl w:val="0"/>
-        </w:rPr>
-        <w:t>полоса</w:t>
-      </w:r>
-      <w:r>
-        <w:rPr>
-          <w:b w:val="1"/>
-          <w:bCs w:val="1"/>
-          <w:rtl w:val="0"/>
-        </w:rPr>
-        <w:t xml:space="preserve">: </w:t>
-      </w:r>
-      <w:r>
-        <w:rPr>
-          <w:b w:val="1"/>
-          <w:bCs w:val="1"/>
-          <w:rtl w:val="0"/>
-          <w:lang w:val="ru-RU"/>
-        </w:rPr>
-        <w:t xml:space="preserve">«Опишите задачу — предложим модель оформления и расчёт» </w:t>
-      </w:r>
-      <w:r>
-        <w:rPr>
-          <w:b w:val="1"/>
-          <w:bCs w:val="1"/>
-          <w:rtl w:val="0"/>
-        </w:rPr>
-        <w:t xml:space="preserve">+ </w:t>
-      </w:r>
-      <w:r>
-        <w:rPr>
-          <w:b w:val="1"/>
-          <w:bCs w:val="1"/>
-          <w:rtl w:val="0"/>
-          <w:lang w:val="ru-RU"/>
-        </w:rPr>
-        <w:t xml:space="preserve">кнопка «Получить расчёт за </w:t>
-      </w:r>
-      <w:r>
-        <w:rPr>
-          <w:b w:val="1"/>
-          <w:bCs w:val="1"/>
-          <w:rtl w:val="0"/>
-        </w:rPr>
-        <w:t xml:space="preserve">4 </w:t>
-      </w:r>
-      <w:r>
-        <w:rPr>
-          <w:b w:val="1"/>
-          <w:bCs w:val="1"/>
-          <w:rtl w:val="0"/>
-          <w:lang w:val="ru-RU"/>
-        </w:rPr>
-        <w:t>часа»</w:t>
+        <w:t>CTA-полоса: «Опишите задачу — предложим модель оформления и расчёт» + кнопка «Получить расчёт»</w:t>
+      </w:r>
+      <w:r>
+        <w:rPr>
+          <w:b w:val="1"/>
+          <w:bCs w:val="1"/>
+          <w:rtl w:val="0"/>
+        </w:rPr>
+      </w:r>
+      <w:r>
+        <w:rPr>
+          <w:b w:val="1"/>
+          <w:bCs w:val="1"/>
+          <w:rtl w:val="0"/>
+        </w:rPr>
+      </w:r>
+      <w:r>
+        <w:rPr>
+          <w:b w:val="1"/>
+          <w:bCs w:val="1"/>
+          <w:rtl w:val="0"/>
+          <w:lang w:val="ru-RU"/>
+        </w:rPr>
+      </w:r>
+      <w:r>
+        <w:rPr>
+          <w:b w:val="1"/>
+          <w:bCs w:val="1"/>
+          <w:rtl w:val="0"/>
+        </w:rPr>
+      </w:r>
+      <w:r>
+        <w:rPr>
+          <w:b w:val="1"/>
+          <w:bCs w:val="1"/>
+          <w:rtl w:val="0"/>
+          <w:lang w:val="ru-RU"/>
+        </w:rPr>
+      </w:r>
+      <w:r>
+        <w:rPr>
+          <w:b w:val="1"/>
+          <w:bCs w:val="1"/>
+          <w:rtl w:val="0"/>
+        </w:rPr>
+      </w:r>
+      <w:r>
+        <w:rPr>
+          <w:b w:val="1"/>
+          <w:bCs w:val="1"/>
+          <w:rtl w:val="0"/>
+          <w:lang w:val="ru-RU"/>
+        </w:rPr>
       </w:r>
     </w:p>
     <w:p>
@@ -7800,25 +7645,22 @@
           <w:rtl w:val="0"/>
           <w:lang w:val="ru-RU"/>
         </w:rPr>
-        <w:t xml:space="preserve">Оставьте заявку — рассчитаем стоимость и предложим модель под вашу задачу в течение </w:t>
-      </w:r>
-      <w:r>
-        <w:rPr>
-          <w:rtl w:val="0"/>
-        </w:rPr>
-        <w:t xml:space="preserve">4 </w:t>
-      </w:r>
-      <w:r>
-        <w:rPr>
-          <w:rtl w:val="0"/>
-        </w:rPr>
-        <w:t>часов</w:t>
-      </w:r>
-      <w:r>
-        <w:rPr>
-          <w:rtl w:val="0"/>
-        </w:rPr>
-        <w:t>.</w:t>
+        <w:t>Оставьте заявку — рассчитаем стоимость и предложим модель под вашу задачу.</w:t>
+      </w:r>
+      <w:r>
+        <w:rPr>
+          <w:rtl w:val="0"/>
+        </w:rPr>
+      </w:r>
+      <w:r>
+        <w:rPr>
+          <w:rtl w:val="0"/>
+        </w:rPr>
+      </w:r>
+      <w:r>
+        <w:rPr>
+          <w:rtl w:val="0"/>
+        </w:rPr>
       </w:r>
     </w:p>
     <w:p>
